--- a/note/Namastey Js.docx
+++ b/note/Namastey Js.docx
@@ -15979,6 +15979,52 @@
       </w:r>
     </w:p>
     <w:p>
+      <w:r>
+        <w:t xml:space="preserve">Why 0.1+0.2 is not equal to 0.3 in </w:t>
+      </w:r>
+      <w:proofErr w:type="spellStart"/>
+      <w:r>
+        <w:t>javascript</w:t>
+      </w:r>
+      <w:proofErr w:type="spellEnd"/>
+      <w:r>
+        <w:t>?</w:t>
+      </w:r>
+    </w:p>
+    <w:p>
+      <w:r>
+        <w:t xml:space="preserve">Computers store numbers in binary (base 2). </w:t>
+      </w:r>
+      <w:r>
+        <w:br/>
+        <w:t xml:space="preserve">While whole numbers can be represented exactly, many decimal </w:t>
+      </w:r>
+      <w:proofErr w:type="gramStart"/>
+      <w:r>
+        <w:t>values(</w:t>
+      </w:r>
+      <w:proofErr w:type="gramEnd"/>
+      <w:r>
+        <w:t>like 0.1 or 0.2) become infinitely repeating fractions in base 2.</w:t>
+      </w:r>
+      <w:r>
+        <w:br/>
+        <w:t xml:space="preserve">0.1 = 0.100000000000000005551115123125782..... </w:t>
+      </w:r>
+      <w:r>
+        <w:br/>
+        <w:t>0.2 = 0.200000000000000011102230246251565.....</w:t>
+      </w:r>
+      <w:r>
+        <w:br/>
+        <w:t>Sum = 0.30000000000000004440892098500626.....</w:t>
+      </w:r>
+      <w:r>
+        <w:br/>
+        <w:t>This is called floating point precision error.</w:t>
+      </w:r>
+    </w:p>
+    <w:p>
       <w:pPr>
         <w:rPr>
           <w:b/>
@@ -16354,6 +16400,7 @@
     </w:p>
     <w:p>
       <w:r>
+        <w:lastRenderedPageBreak/>
         <w:t xml:space="preserve">The </w:t>
       </w:r>
       <w:r>
@@ -16530,7 +16577,6 @@
           <w:b/>
           <w:bCs/>
         </w:rPr>
-        <w:lastRenderedPageBreak/>
         <w:t xml:space="preserve">In summary, </w:t>
       </w:r>
       <w:proofErr w:type="spellStart"/>
@@ -16937,6 +16983,7 @@
       <w:proofErr w:type="spellStart"/>
       <w:proofErr w:type="gramStart"/>
       <w:r>
+        <w:lastRenderedPageBreak/>
         <w:t>RangeError</w:t>
       </w:r>
       <w:proofErr w:type="spellEnd"/>
@@ -17071,7 +17118,6 @@
     </w:p>
     <w:p>
       <w:r>
-        <w:lastRenderedPageBreak/>
         <w:t>How to make a web app responsive?</w:t>
       </w:r>
     </w:p>
@@ -27561,7 +27607,7 @@
 </file>
 
 <file path=customXml/itemProps1.xml><?xml version="1.0" encoding="utf-8"?>
-<ds:datastoreItem xmlns:ds="http://schemas.openxmlformats.org/officeDocument/2006/customXml" ds:itemID="{491F0480-3231-4AB3-8DDE-B2BE9B32A307}">
+<ds:datastoreItem xmlns:ds="http://schemas.openxmlformats.org/officeDocument/2006/customXml" ds:itemID="{7E1F37BB-E0B6-415D-B2FA-BAA77AC67B15}">
   <ds:schemaRefs>
     <ds:schemaRef ds:uri="http://schemas.openxmlformats.org/officeDocument/2006/bibliography"/>
   </ds:schemaRefs>

--- a/note/Namastey Js.docx
+++ b/note/Namastey Js.docx
@@ -9058,7 +9058,6 @@
     </w:p>
     <w:p>
       <w:pPr>
-        <w:spacing w:line="240" w:lineRule="auto"/>
         <w:ind w:right="-563"/>
         <w:jc w:val="center"/>
         <w:rPr>
@@ -9070,1132 +9069,647 @@
           <w:b/>
         </w:rPr>
         <w:lastRenderedPageBreak/>
-        <w:t>Flattening of object in JavaScript</w:t>
-      </w:r>
-    </w:p>
-    <w:p>
-      <w:pPr>
-        <w:spacing w:line="240" w:lineRule="auto"/>
-        <w:ind w:right="-563"/>
-      </w:pPr>
-      <w:proofErr w:type="gramStart"/>
-      <w:r>
-        <w:t>function</w:t>
-      </w:r>
-      <w:proofErr w:type="gramEnd"/>
+        <w:t>.</w:t>
+      </w:r>
+      <w:proofErr w:type="gramStart"/>
+      <w:r>
+        <w:rPr>
+          <w:b/>
+        </w:rPr>
+        <w:t>call(</w:t>
+      </w:r>
+      <w:proofErr w:type="gramEnd"/>
+      <w:r>
+        <w:rPr>
+          <w:b/>
+        </w:rPr>
+        <w:t xml:space="preserve">), apply(), bind() in </w:t>
+      </w:r>
+      <w:proofErr w:type="spellStart"/>
+      <w:r>
+        <w:rPr>
+          <w:b/>
+        </w:rPr>
+        <w:t>js</w:t>
+      </w:r>
+      <w:proofErr w:type="spellEnd"/>
+    </w:p>
+    <w:p>
+      <w:pPr>
+        <w:ind w:right="-563"/>
+      </w:pPr>
+      <w:r>
+        <w:t xml:space="preserve">NOTE: </w:t>
+      </w:r>
+      <w:r>
+        <w:t>whatever</w:t>
+      </w:r>
+      <w:r>
+        <w:t xml:space="preserve"> is provided as arguments to call, apply and bind will refer to ‘this’.</w:t>
+      </w:r>
+    </w:p>
+    <w:p>
+      <w:pPr>
+        <w:ind w:right="-563"/>
+        <w:rPr>
+          <w:b/>
+        </w:rPr>
+      </w:pPr>
+      <w:r>
+        <w:rPr>
+          <w:b/>
+        </w:rPr>
+        <w:t>Call</w:t>
+      </w:r>
+    </w:p>
+    <w:p>
+      <w:pPr>
+        <w:ind w:right="-563"/>
+      </w:pPr>
+      <w:r>
+        <w:t>It calls the method, taking the owner object as an argument. The keyword this refers to the “owner” of the function or the object it belongs to.</w:t>
+      </w:r>
       <w:r>
         <w:t xml:space="preserve"> </w:t>
       </w:r>
-      <w:proofErr w:type="spellStart"/>
-      <w:r>
-        <w:t>flattenObject</w:t>
-      </w:r>
-      <w:proofErr w:type="spellEnd"/>
-      <w:r>
-        <w:t>(</w:t>
-      </w:r>
-      <w:proofErr w:type="spellStart"/>
-      <w:r>
-        <w:t>obj</w:t>
-      </w:r>
-      <w:proofErr w:type="spellEnd"/>
-      <w:r>
-        <w:t>, prefix = '', result = {}) {</w:t>
-      </w:r>
-      <w:r>
-        <w:br/>
+    </w:p>
+    <w:p>
+      <w:pPr>
+        <w:ind w:right="-563"/>
+      </w:pPr>
+      <w:r>
+        <w:t xml:space="preserve">Call </w:t>
+      </w:r>
+      <w:r>
+        <w:t xml:space="preserve">allows us to invoke a function and specify the value of </w:t>
+      </w:r>
+      <w:r>
+        <w:t>‘</w:t>
+      </w:r>
+      <w:r>
+        <w:t>this</w:t>
+      </w:r>
+      <w:r>
+        <w:t>’</w:t>
+      </w:r>
+      <w:r>
+        <w:t xml:space="preserve"> explicitly</w:t>
+      </w:r>
+      <w:r>
+        <w:t>.</w:t>
+      </w:r>
+    </w:p>
+    <w:p>
+      <w:pPr>
+        <w:spacing w:line="240" w:lineRule="auto"/>
+        <w:ind w:right="-563"/>
+      </w:pPr>
+      <w:proofErr w:type="gramStart"/>
+      <w:r>
+        <w:t>for</w:t>
+      </w:r>
+      <w:proofErr w:type="gramEnd"/>
+      <w:r>
+        <w:t xml:space="preserve"> example:-</w:t>
+      </w:r>
+    </w:p>
+    <w:p>
+      <w:pPr>
+        <w:spacing w:line="240" w:lineRule="auto"/>
+        <w:ind w:right="-563"/>
+        <w:rPr>
+          <w:i/>
+        </w:rPr>
+      </w:pPr>
+      <w:proofErr w:type="gramStart"/>
+      <w:r>
+        <w:rPr>
+          <w:i/>
+        </w:rPr>
+        <w:t>var</w:t>
+      </w:r>
+      <w:proofErr w:type="gramEnd"/>
+      <w:r>
+        <w:rPr>
+          <w:i/>
+        </w:rPr>
         <w:t xml:space="preserve"> </w:t>
       </w:r>
-      <w:r>
-        <w:tab/>
-      </w:r>
-      <w:r>
-        <w:t xml:space="preserve">for (const key in </w:t>
-      </w:r>
-      <w:proofErr w:type="spellStart"/>
-      <w:r>
-        <w:t>obj</w:t>
-      </w:r>
-      <w:proofErr w:type="spellEnd"/>
-      <w:r>
+      <w:proofErr w:type="spellStart"/>
+      <w:r>
+        <w:rPr>
+          <w:i/>
+        </w:rPr>
+        <w:t>printE</w:t>
+      </w:r>
+      <w:r>
+        <w:rPr>
+          <w:i/>
+        </w:rPr>
+        <w:t>mployee</w:t>
+      </w:r>
+      <w:r>
+        <w:rPr>
+          <w:i/>
+        </w:rPr>
+        <w:t>Details</w:t>
+      </w:r>
+      <w:proofErr w:type="spellEnd"/>
+      <w:r>
+        <w:rPr>
+          <w:i/>
+        </w:rPr>
+        <w:t xml:space="preserve"> = </w:t>
+      </w:r>
+      <w:r>
+        <w:rPr>
+          <w:i/>
+        </w:rPr>
+        <w:t>function() {</w:t>
+      </w:r>
+      <w:r>
+        <w:rPr>
+          <w:i/>
+        </w:rPr>
+        <w:t>console.log(this);</w:t>
+      </w:r>
+      <w:r>
+        <w:rPr>
+          <w:i/>
+        </w:rPr>
+        <w:t xml:space="preserve"> }</w:t>
+      </w:r>
+      <w:r>
+        <w:rPr>
+          <w:i/>
+        </w:rPr>
+        <w:br/>
+      </w:r>
+      <w:r>
+        <w:rPr>
+          <w:i/>
+        </w:rPr>
+        <w:t>var emp</w:t>
+      </w:r>
+      <w:r>
+        <w:rPr>
+          <w:i/>
+        </w:rPr>
+        <w:t>Detail</w:t>
+      </w:r>
+      <w:r>
+        <w:rPr>
+          <w:i/>
+        </w:rPr>
+        <w:t>1 = {</w:t>
+      </w:r>
+      <w:r>
+        <w:rPr>
+          <w:i/>
+        </w:rPr>
+        <w:t xml:space="preserve"> </w:t>
+      </w:r>
+      <w:r>
+        <w:rPr>
+          <w:i/>
+        </w:rPr>
+        <w:t>name: "</w:t>
+      </w:r>
+      <w:proofErr w:type="spellStart"/>
+      <w:r>
+        <w:rPr>
+          <w:i/>
+        </w:rPr>
+        <w:t>Shivam</w:t>
+      </w:r>
+      <w:proofErr w:type="spellEnd"/>
+      <w:r>
+        <w:rPr>
+          <w:i/>
+        </w:rPr>
+        <w:t>",</w:t>
+      </w:r>
+      <w:r>
+        <w:rPr>
+          <w:i/>
+        </w:rPr>
+        <w:t xml:space="preserve"> id: "234412"</w:t>
+      </w:r>
+      <w:r>
+        <w:rPr>
+          <w:i/>
+        </w:rPr>
+        <w:t>}</w:t>
+      </w:r>
+      <w:r>
+        <w:rPr>
+          <w:i/>
+        </w:rPr>
+        <w:br/>
+      </w:r>
+      <w:r>
+        <w:rPr>
+          <w:i/>
+        </w:rPr>
+        <w:t>var emp</w:t>
+      </w:r>
+      <w:r>
+        <w:rPr>
+          <w:i/>
+        </w:rPr>
+        <w:t>Detail</w:t>
+      </w:r>
+      <w:r>
+        <w:rPr>
+          <w:i/>
+        </w:rPr>
+        <w:t>2 = {name: "</w:t>
+      </w:r>
+      <w:r>
+        <w:rPr>
+          <w:i/>
+        </w:rPr>
+        <w:t>Raj</w:t>
+      </w:r>
+      <w:r>
+        <w:rPr>
+          <w:i/>
+        </w:rPr>
+        <w:t>",</w:t>
+      </w:r>
+      <w:r>
+        <w:rPr>
+          <w:i/>
+        </w:rPr>
+        <w:t xml:space="preserve"> id: "434556"</w:t>
+      </w:r>
+      <w:r>
+        <w:rPr>
+          <w:i/>
+        </w:rPr>
+        <w:t>}</w:t>
+      </w:r>
+      <w:r>
+        <w:rPr>
+          <w:i/>
+        </w:rPr>
+        <w:br/>
+      </w:r>
+      <w:proofErr w:type="spellStart"/>
+      <w:r>
+        <w:rPr>
+          <w:i/>
+        </w:rPr>
+        <w:t>printEmployeeDetails</w:t>
+      </w:r>
+      <w:r>
+        <w:rPr>
+          <w:i/>
+        </w:rPr>
+        <w:t>.call</w:t>
+      </w:r>
+      <w:proofErr w:type="spellEnd"/>
+      <w:r>
+        <w:rPr>
+          <w:i/>
+        </w:rPr>
+        <w:t>(emp2); // in details function, this will refer to emp2;</w:t>
+      </w:r>
+    </w:p>
+    <w:p>
+      <w:pPr>
+        <w:spacing w:line="240" w:lineRule="auto"/>
+        <w:ind w:right="-563"/>
+        <w:rPr>
+          <w:i/>
+        </w:rPr>
+      </w:pPr>
+      <w:r>
+        <w:rPr>
+          <w:i/>
+        </w:rPr>
+        <w:t xml:space="preserve">Trick </w:t>
+      </w:r>
+      <w:r>
+        <w:rPr>
+          <w:i/>
+        </w:rPr>
+        <w:sym w:font="Wingdings" w:char="F0E0"/>
+      </w:r>
+      <w:r>
+        <w:rPr>
+          <w:i/>
+        </w:rPr>
+        <w:t xml:space="preserve"> Hey Function, call this Object</w:t>
+      </w:r>
+    </w:p>
+    <w:p>
+      <w:pPr>
+        <w:spacing w:line="240" w:lineRule="auto"/>
+        <w:ind w:right="-563"/>
+        <w:rPr>
+          <w:b/>
+        </w:rPr>
+      </w:pPr>
+      <w:proofErr w:type="gramStart"/>
+      <w:r>
+        <w:rPr>
+          <w:b/>
+        </w:rPr>
+        <w:t>appl</w:t>
+      </w:r>
+      <w:r>
+        <w:rPr>
+          <w:b/>
+        </w:rPr>
+        <w:t>y</w:t>
+      </w:r>
+      <w:proofErr w:type="gramEnd"/>
+    </w:p>
+    <w:p>
+      <w:pPr>
+        <w:spacing w:line="240" w:lineRule="auto"/>
+        <w:ind w:right="-563"/>
+      </w:pPr>
+      <w:r>
+        <w:t xml:space="preserve">The </w:t>
+      </w:r>
+      <w:proofErr w:type="gramStart"/>
+      <w:r>
+        <w:t>apply(</w:t>
+      </w:r>
+      <w:proofErr w:type="gramEnd"/>
+      <w:r>
+        <w:t xml:space="preserve">) method is used to write methods, which can be used on different objects. It is different from the function </w:t>
+      </w:r>
+      <w:proofErr w:type="gramStart"/>
+      <w:r>
+        <w:t>call(</w:t>
+      </w:r>
+      <w:proofErr w:type="gramEnd"/>
+      <w:r>
+        <w:t>) because it takes arguments as an array.</w:t>
+      </w:r>
+    </w:p>
+    <w:p>
+      <w:pPr>
+        <w:spacing w:line="240" w:lineRule="auto"/>
+        <w:ind w:right="-563"/>
+      </w:pPr>
+      <w:r>
+        <w:t>Just like Call, apply</w:t>
+      </w:r>
+      <w:r>
+        <w:t xml:space="preserve"> allows us to invoke a function and specify the value of this expli</w:t>
+      </w:r>
+      <w:r>
+        <w:t xml:space="preserve">citly, but it takes an array as </w:t>
+      </w:r>
+      <w:r>
+        <w:t>arguments.</w:t>
+      </w:r>
+    </w:p>
+    <w:p>
+      <w:pPr>
+        <w:spacing w:line="240" w:lineRule="auto"/>
+        <w:ind w:right="-563"/>
+        <w:rPr>
+          <w:i/>
+        </w:rPr>
+      </w:pPr>
+      <w:r>
+        <w:rPr>
+          <w:i/>
+        </w:rPr>
+        <w:t xml:space="preserve">var </w:t>
+      </w:r>
+      <w:proofErr w:type="spellStart"/>
+      <w:r>
+        <w:rPr>
+          <w:i/>
+        </w:rPr>
+        <w:t>printE</w:t>
+      </w:r>
+      <w:r>
+        <w:rPr>
+          <w:i/>
+        </w:rPr>
+        <w:t>mployee</w:t>
+      </w:r>
+      <w:r>
+        <w:rPr>
+          <w:i/>
+        </w:rPr>
+        <w:t>Details</w:t>
+      </w:r>
+      <w:proofErr w:type="spellEnd"/>
+      <w:r>
+        <w:rPr>
+          <w:i/>
+        </w:rPr>
+        <w:t xml:space="preserve"> = function(</w:t>
+      </w:r>
+      <w:proofErr w:type="spellStart"/>
+      <w:r>
+        <w:rPr>
+          <w:i/>
+        </w:rPr>
+        <w:t>state,country</w:t>
+      </w:r>
+      <w:proofErr w:type="spellEnd"/>
+      <w:r>
+        <w:rPr>
+          <w:i/>
+        </w:rPr>
         <w:t>) {</w:t>
       </w:r>
       <w:r>
-        <w:br/>
+        <w:rPr>
+          <w:i/>
+        </w:rPr>
+        <w:t xml:space="preserve">console.log(this.name+ “ ”+ </w:t>
+      </w:r>
+      <w:proofErr w:type="spellStart"/>
+      <w:r>
+        <w:rPr>
+          <w:i/>
+        </w:rPr>
+        <w:t>this.state</w:t>
+      </w:r>
+      <w:proofErr w:type="spellEnd"/>
+      <w:r>
+        <w:rPr>
+          <w:i/>
+        </w:rPr>
+        <w:t>+“ ”+</w:t>
+      </w:r>
+      <w:proofErr w:type="spellStart"/>
+      <w:r>
+        <w:rPr>
+          <w:i/>
+        </w:rPr>
+        <w:t>this.country</w:t>
+      </w:r>
+      <w:proofErr w:type="spellEnd"/>
+      <w:r>
+        <w:rPr>
+          <w:i/>
+        </w:rPr>
+        <w:t>);</w:t>
+      </w:r>
+      <w:r>
+        <w:rPr>
+          <w:i/>
+        </w:rPr>
+        <w:t xml:space="preserve"> }</w:t>
+      </w:r>
+      <w:r>
+        <w:rPr>
+          <w:i/>
+        </w:rPr>
+        <w:br/>
+      </w:r>
+      <w:r>
+        <w:rPr>
+          <w:i/>
+        </w:rPr>
+        <w:t>var emp</w:t>
+      </w:r>
+      <w:r>
+        <w:rPr>
+          <w:i/>
+        </w:rPr>
+        <w:t>Detail</w:t>
+      </w:r>
+      <w:r>
+        <w:rPr>
+          <w:i/>
+        </w:rPr>
+        <w:t>1 = {</w:t>
+      </w:r>
+      <w:r>
+        <w:rPr>
+          <w:i/>
+        </w:rPr>
         <w:t xml:space="preserve"> </w:t>
       </w:r>
       <w:r>
-        <w:tab/>
-      </w:r>
-      <w:r>
-        <w:tab/>
-      </w:r>
-      <w:r>
-        <w:t>if (</w:t>
-      </w:r>
-      <w:proofErr w:type="spellStart"/>
-      <w:r>
-        <w:t>Object.prototype.h</w:t>
-      </w:r>
-      <w:r>
-        <w:t>asOwnProperty.call</w:t>
-      </w:r>
-      <w:proofErr w:type="spellEnd"/>
-      <w:r>
-        <w:t>(</w:t>
-      </w:r>
-      <w:proofErr w:type="spellStart"/>
-      <w:r>
-        <w:t>obj</w:t>
-      </w:r>
-      <w:proofErr w:type="spellEnd"/>
-      <w:r>
-        <w:t>, key)) {</w:t>
-      </w:r>
-      <w:r>
-        <w:br/>
+        <w:rPr>
+          <w:i/>
+        </w:rPr>
+        <w:t>name: "</w:t>
+      </w:r>
+      <w:proofErr w:type="spellStart"/>
+      <w:r>
+        <w:rPr>
+          <w:i/>
+        </w:rPr>
+        <w:t>Shivam</w:t>
+      </w:r>
+      <w:proofErr w:type="spellEnd"/>
+      <w:r>
+        <w:rPr>
+          <w:i/>
+        </w:rPr>
+        <w:t>",</w:t>
+      </w:r>
+      <w:r>
+        <w:rPr>
+          <w:i/>
+        </w:rPr>
+        <w:t xml:space="preserve"> id: "234412”</w:t>
+      </w:r>
+      <w:r>
+        <w:rPr>
+          <w:i/>
+        </w:rPr>
+        <w:t>}</w:t>
+      </w:r>
+      <w:r>
+        <w:rPr>
+          <w:i/>
+        </w:rPr>
+        <w:t>;</w:t>
+      </w:r>
+      <w:r>
+        <w:rPr>
+          <w:i/>
+        </w:rPr>
+        <w:br/>
+      </w:r>
+      <w:r>
+        <w:rPr>
+          <w:i/>
+        </w:rPr>
+        <w:t>var emp</w:t>
+      </w:r>
+      <w:r>
+        <w:rPr>
+          <w:i/>
+        </w:rPr>
+        <w:t>Detail</w:t>
+      </w:r>
+      <w:r>
+        <w:rPr>
+          <w:i/>
+        </w:rPr>
+        <w:t>2 = {</w:t>
+      </w:r>
+      <w:r>
+        <w:rPr>
+          <w:i/>
+        </w:rPr>
         <w:t xml:space="preserve"> </w:t>
       </w:r>
       <w:r>
-        <w:tab/>
-      </w:r>
-      <w:r>
-        <w:tab/>
-      </w:r>
-      <w:r>
-        <w:tab/>
-      </w:r>
-      <w:r>
-        <w:t xml:space="preserve">const </w:t>
-      </w:r>
-      <w:proofErr w:type="spellStart"/>
-      <w:r>
-        <w:t>newKey</w:t>
-      </w:r>
-      <w:proofErr w:type="spellEnd"/>
-      <w:r>
-        <w:t xml:space="preserve"> = prefix ? `${prefix}.${key}` : key;</w:t>
-      </w:r>
-      <w:r>
-        <w:br/>
-        <w:t xml:space="preserve"> </w:t>
-      </w:r>
-      <w:r>
-        <w:tab/>
-      </w:r>
-      <w:r>
-        <w:tab/>
-      </w:r>
-      <w:r>
-        <w:tab/>
-      </w:r>
-      <w:r>
-        <w:t>if (</w:t>
-      </w:r>
-      <w:proofErr w:type="spellStart"/>
-      <w:r>
-        <w:t>typeof</w:t>
-      </w:r>
-      <w:proofErr w:type="spellEnd"/>
-      <w:r>
-        <w:t xml:space="preserve"> </w:t>
-      </w:r>
-      <w:proofErr w:type="spellStart"/>
-      <w:r>
-        <w:t>obj</w:t>
-      </w:r>
-      <w:proofErr w:type="spellEnd"/>
-      <w:r>
-        <w:t xml:space="preserve">[key] === 'object' &amp;&amp; </w:t>
-      </w:r>
-      <w:proofErr w:type="spellStart"/>
-      <w:r>
-        <w:t>obj</w:t>
-      </w:r>
-      <w:proofErr w:type="spellEnd"/>
-      <w:r>
-        <w:t>[key] !== null</w:t>
-      </w:r>
-      <w:r>
-        <w:t xml:space="preserve"> &amp;&amp; !</w:t>
-      </w:r>
-      <w:proofErr w:type="spellStart"/>
-      <w:r>
-        <w:t>Array.isArray</w:t>
-      </w:r>
-      <w:proofErr w:type="spellEnd"/>
-      <w:r>
-        <w:t>(</w:t>
-      </w:r>
-      <w:proofErr w:type="spellStart"/>
-      <w:r>
-        <w:t>obj</w:t>
-      </w:r>
-      <w:proofErr w:type="spellEnd"/>
-      <w:r>
-        <w:t>[key])) {</w:t>
-      </w:r>
-      <w:r>
-        <w:br/>
-        <w:t xml:space="preserve"> </w:t>
-      </w:r>
-      <w:r>
-        <w:tab/>
-      </w:r>
-      <w:r>
-        <w:tab/>
-      </w:r>
-      <w:r>
-        <w:tab/>
-      </w:r>
-      <w:r>
-        <w:tab/>
-      </w:r>
-      <w:proofErr w:type="spellStart"/>
-      <w:r>
-        <w:t>flattenOb</w:t>
-      </w:r>
-      <w:r>
-        <w:t>ject</w:t>
-      </w:r>
-      <w:proofErr w:type="spellEnd"/>
-      <w:r>
-        <w:t>(</w:t>
-      </w:r>
-      <w:proofErr w:type="spellStart"/>
-      <w:r>
-        <w:t>obj</w:t>
-      </w:r>
-      <w:proofErr w:type="spellEnd"/>
-      <w:r>
-        <w:t xml:space="preserve">[key], </w:t>
-      </w:r>
-      <w:proofErr w:type="spellStart"/>
-      <w:r>
-        <w:t>newKey</w:t>
-      </w:r>
-      <w:proofErr w:type="spellEnd"/>
-      <w:r>
-        <w:t>, result);</w:t>
-      </w:r>
-      <w:r>
-        <w:br/>
-        <w:t xml:space="preserve"> </w:t>
-      </w:r>
-      <w:r>
-        <w:tab/>
-      </w:r>
-      <w:r>
-        <w:tab/>
-      </w:r>
-      <w:r>
-        <w:tab/>
-      </w:r>
-      <w:r>
-        <w:t>} else {</w:t>
-      </w:r>
-      <w:r>
-        <w:br/>
-        <w:t xml:space="preserve"> </w:t>
-      </w:r>
-      <w:r>
-        <w:tab/>
-      </w:r>
-      <w:r>
-        <w:tab/>
-      </w:r>
-      <w:r>
-        <w:tab/>
-      </w:r>
-      <w:r>
-        <w:tab/>
-      </w:r>
-      <w:r>
-        <w:t>result[</w:t>
-      </w:r>
-      <w:proofErr w:type="spellStart"/>
-      <w:r>
-        <w:t>newKey</w:t>
-      </w:r>
-      <w:proofErr w:type="spellEnd"/>
-      <w:r>
-        <w:t xml:space="preserve">] = </w:t>
-      </w:r>
-      <w:proofErr w:type="spellStart"/>
-      <w:r>
-        <w:t>obj</w:t>
-      </w:r>
-      <w:proofErr w:type="spellEnd"/>
-      <w:r>
-        <w:t>[key];</w:t>
-      </w:r>
-      <w:r>
-        <w:br/>
-        <w:t xml:space="preserve"> </w:t>
-      </w:r>
-      <w:r>
-        <w:tab/>
-      </w:r>
-      <w:r>
-        <w:tab/>
-      </w:r>
-      <w:r>
-        <w:tab/>
+        <w:rPr>
+          <w:i/>
+        </w:rPr>
+        <w:t>name: "</w:t>
+      </w:r>
+      <w:proofErr w:type="spellStart"/>
+      <w:r>
+        <w:rPr>
+          <w:i/>
+        </w:rPr>
+        <w:t>Raj</w:t>
+      </w:r>
+      <w:r>
+        <w:rPr>
+          <w:i/>
+        </w:rPr>
+        <w:t>",</w:t>
+      </w:r>
+      <w:r>
+        <w:rPr>
+          <w:i/>
+        </w:rPr>
+        <w:t>id</w:t>
+      </w:r>
+      <w:proofErr w:type="spellEnd"/>
+      <w:r>
+        <w:rPr>
+          <w:i/>
+        </w:rPr>
+        <w:t>: "434556"</w:t>
+      </w:r>
+      <w:r>
+        <w:rPr>
+          <w:i/>
+        </w:rPr>
         <w:t>}</w:t>
       </w:r>
       <w:r>
-        <w:br/>
-        <w:t xml:space="preserve"> </w:t>
-      </w:r>
-      <w:r>
-        <w:tab/>
-      </w:r>
-      <w:r>
-        <w:tab/>
-        <w:t>}</w:t>
-      </w:r>
-      <w:r>
-        <w:br/>
-        <w:t xml:space="preserve"> </w:t>
-      </w:r>
-      <w:r>
-        <w:tab/>
-        <w:t>}</w:t>
-      </w:r>
-      <w:r>
-        <w:br/>
-        <w:t xml:space="preserve"> </w:t>
-      </w:r>
-      <w:r>
-        <w:tab/>
-      </w:r>
-      <w:r>
-        <w:t>return result;</w:t>
-      </w:r>
-      <w:r>
-        <w:br/>
-        <w:t xml:space="preserve"> }</w:t>
-      </w:r>
-    </w:p>
-    <w:p>
-      <w:pPr>
-        <w:spacing w:line="240" w:lineRule="auto"/>
-        <w:ind w:right="-563"/>
-      </w:pPr>
-      <w:r>
-        <w:t>// Example usage:</w:t>
-      </w:r>
-      <w:r>
-        <w:br/>
-        <w:t xml:space="preserve">  const </w:t>
-      </w:r>
-      <w:proofErr w:type="spellStart"/>
-      <w:r>
-        <w:t>nestedObj</w:t>
-      </w:r>
-      <w:proofErr w:type="spellEnd"/>
-      <w:r>
-        <w:t xml:space="preserve"> = { </w:t>
-      </w:r>
-      <w:r>
-        <w:t>a: 1,</w:t>
-      </w:r>
-      <w:r>
-        <w:t xml:space="preserve"> </w:t>
-      </w:r>
-      <w:r>
-        <w:t>b: {</w:t>
-      </w:r>
-      <w:r>
-        <w:t xml:space="preserve"> </w:t>
-      </w:r>
-      <w:r>
-        <w:t>c: 2,</w:t>
-      </w:r>
-      <w:r>
-        <w:t xml:space="preserve"> d: { e: 3, </w:t>
-      </w:r>
-      <w:r>
-        <w:t>f: 4</w:t>
-      </w:r>
-      <w:r>
-        <w:t xml:space="preserve"> </w:t>
-      </w:r>
-      <w:r>
-        <w:t>},</w:t>
-      </w:r>
-      <w:r>
-        <w:t xml:space="preserve"> g: 5 </w:t>
-      </w:r>
-      <w:r>
-        <w:t>},</w:t>
-      </w:r>
-      <w:r>
-        <w:t xml:space="preserve"> </w:t>
-      </w:r>
-      <w:r>
-        <w:t>h: 6</w:t>
-      </w:r>
-      <w:r>
-        <w:t xml:space="preserve"> };</w:t>
-      </w:r>
-      <w:r>
-        <w:br/>
-        <w:t xml:space="preserve"> </w:t>
-      </w:r>
-      <w:r>
-        <w:t xml:space="preserve">const </w:t>
-      </w:r>
-      <w:proofErr w:type="spellStart"/>
-      <w:r>
-        <w:t>flattenedObj</w:t>
-      </w:r>
-      <w:proofErr w:type="spellEnd"/>
-      <w:r>
-        <w:t xml:space="preserve"> = </w:t>
-      </w:r>
-      <w:proofErr w:type="spellStart"/>
-      <w:r>
-        <w:t>flattenObject</w:t>
-      </w:r>
-      <w:proofErr w:type="spellEnd"/>
-      <w:r>
-        <w:t>(</w:t>
-      </w:r>
-      <w:proofErr w:type="spellStart"/>
-      <w:r>
-        <w:t>nestedObj</w:t>
-      </w:r>
-      <w:proofErr w:type="spellEnd"/>
-      <w:r>
-        <w:t>);</w:t>
-      </w:r>
-      <w:r>
-        <w:br/>
-        <w:t xml:space="preserve"> console.log(</w:t>
-      </w:r>
-      <w:proofErr w:type="spellStart"/>
-      <w:r>
-        <w:t>flattenedObj</w:t>
-      </w:r>
-      <w:proofErr w:type="spellEnd"/>
-      <w:r>
-        <w:t>);</w:t>
-      </w:r>
-      <w:r>
-        <w:br/>
-      </w:r>
-      <w:r>
-        <w:t>// Output:</w:t>
-      </w:r>
-      <w:r>
-        <w:br/>
-      </w:r>
-      <w:r>
-        <w:t>// { "a": 1,</w:t>
-      </w:r>
-      <w:r>
-        <w:t xml:space="preserve"> "</w:t>
-      </w:r>
-      <w:proofErr w:type="spellStart"/>
-      <w:r>
-        <w:t>b.c</w:t>
-      </w:r>
-      <w:proofErr w:type="spellEnd"/>
-      <w:r>
-        <w:t xml:space="preserve">": 2, </w:t>
-      </w:r>
-      <w:r>
-        <w:t>"</w:t>
-      </w:r>
-      <w:proofErr w:type="spellStart"/>
-      <w:r>
-        <w:t>b.d.e</w:t>
-      </w:r>
-      <w:proofErr w:type="spellEnd"/>
-      <w:r>
-        <w:t>": 3, "</w:t>
-      </w:r>
-      <w:proofErr w:type="spellStart"/>
-      <w:r>
-        <w:t>b.d.f</w:t>
-      </w:r>
-      <w:proofErr w:type="spellEnd"/>
-      <w:r>
-        <w:t xml:space="preserve">": 4, </w:t>
-      </w:r>
-      <w:r>
-        <w:t>"</w:t>
-      </w:r>
-      <w:proofErr w:type="spellStart"/>
-      <w:r>
-        <w:t>b.g</w:t>
-      </w:r>
-      <w:proofErr w:type="spellEnd"/>
-      <w:r>
-        <w:t>": 5,</w:t>
-      </w:r>
-      <w:r>
-        <w:t xml:space="preserve"> "h": 6 </w:t>
-      </w:r>
-      <w:r>
-        <w:t>}</w:t>
-      </w:r>
-    </w:p>
-    <w:p>
-      <w:pPr>
-        <w:ind w:right="-563"/>
-        <w:jc w:val="center"/>
-        <w:rPr>
-          <w:b/>
-        </w:rPr>
-      </w:pPr>
-      <w:r>
-        <w:rPr>
-          <w:b/>
-        </w:rPr>
-        <w:t>.</w:t>
-      </w:r>
-      <w:proofErr w:type="gramStart"/>
-      <w:r>
-        <w:rPr>
-          <w:b/>
-        </w:rPr>
-        <w:t>call(</w:t>
-      </w:r>
-      <w:proofErr w:type="gramEnd"/>
-      <w:r>
-        <w:rPr>
-          <w:b/>
-        </w:rPr>
-        <w:t xml:space="preserve">), apply(), bind() in </w:t>
-      </w:r>
-      <w:proofErr w:type="spellStart"/>
-      <w:r>
-        <w:rPr>
-          <w:b/>
-        </w:rPr>
-        <w:t>js</w:t>
-      </w:r>
-      <w:proofErr w:type="spellEnd"/>
-    </w:p>
-    <w:p>
-      <w:pPr>
-        <w:ind w:right="-563"/>
-      </w:pPr>
-      <w:r>
-        <w:t xml:space="preserve">NOTE: </w:t>
-      </w:r>
-      <w:r>
-        <w:t>whatever</w:t>
-      </w:r>
-      <w:r>
-        <w:t xml:space="preserve"> is provided as arguments to call, apply and bind will refer to ‘this’.</w:t>
-      </w:r>
-    </w:p>
-    <w:p>
-      <w:pPr>
-        <w:ind w:right="-563"/>
-        <w:rPr>
-          <w:b/>
-        </w:rPr>
-      </w:pPr>
-      <w:r>
-        <w:rPr>
-          <w:b/>
-        </w:rPr>
-        <w:t>Call</w:t>
-      </w:r>
-    </w:p>
-    <w:p>
-      <w:pPr>
-        <w:ind w:right="-563"/>
-      </w:pPr>
-      <w:r>
-        <w:t>It calls the method, taking the owner object as an argument. The keyword this refers to the “owner” of the function or the object it belongs to.</w:t>
-      </w:r>
-      <w:r>
-        <w:t xml:space="preserve"> </w:t>
-      </w:r>
-    </w:p>
-    <w:p>
-      <w:pPr>
-        <w:ind w:right="-563"/>
-      </w:pPr>
-      <w:r>
-        <w:t xml:space="preserve">Call </w:t>
-      </w:r>
-      <w:r>
-        <w:t xml:space="preserve">allows us to invoke a function and specify the value of </w:t>
-      </w:r>
-      <w:r>
-        <w:t>‘</w:t>
-      </w:r>
-      <w:r>
-        <w:t>this</w:t>
-      </w:r>
-      <w:r>
-        <w:t>’</w:t>
-      </w:r>
-      <w:r>
-        <w:t xml:space="preserve"> explicitly</w:t>
-      </w:r>
-      <w:r>
-        <w:t>.</w:t>
-      </w:r>
-    </w:p>
-    <w:p>
-      <w:pPr>
-        <w:spacing w:line="240" w:lineRule="auto"/>
-        <w:ind w:right="-563"/>
-      </w:pPr>
-      <w:proofErr w:type="gramStart"/>
-      <w:r>
-        <w:t>for</w:t>
-      </w:r>
-      <w:proofErr w:type="gramEnd"/>
-      <w:r>
-        <w:t xml:space="preserve"> example:-</w:t>
-      </w:r>
-    </w:p>
-    <w:p>
-      <w:pPr>
-        <w:spacing w:line="240" w:lineRule="auto"/>
-        <w:ind w:right="-563"/>
-        <w:rPr>
-          <w:i/>
-        </w:rPr>
-      </w:pPr>
-      <w:proofErr w:type="gramStart"/>
-      <w:r>
-        <w:rPr>
-          <w:i/>
-        </w:rPr>
-        <w:t>var</w:t>
-      </w:r>
-      <w:proofErr w:type="gramEnd"/>
-      <w:r>
-        <w:rPr>
-          <w:i/>
-        </w:rPr>
-        <w:t xml:space="preserve"> </w:t>
-      </w:r>
-      <w:proofErr w:type="spellStart"/>
-      <w:r>
-        <w:rPr>
-          <w:i/>
-        </w:rPr>
-        <w:t>printE</w:t>
-      </w:r>
-      <w:r>
-        <w:rPr>
-          <w:i/>
-        </w:rPr>
-        <w:t>mployee</w:t>
-      </w:r>
-      <w:r>
-        <w:rPr>
-          <w:i/>
-        </w:rPr>
-        <w:t>Details</w:t>
-      </w:r>
-      <w:proofErr w:type="spellEnd"/>
-      <w:r>
-        <w:rPr>
-          <w:i/>
-        </w:rPr>
-        <w:t xml:space="preserve"> = </w:t>
-      </w:r>
-      <w:r>
-        <w:rPr>
-          <w:i/>
-        </w:rPr>
-        <w:t>function() {</w:t>
-      </w:r>
-      <w:r>
-        <w:rPr>
-          <w:i/>
-        </w:rPr>
-        <w:t>console.log(this);</w:t>
-      </w:r>
-      <w:r>
-        <w:rPr>
-          <w:i/>
-        </w:rPr>
-        <w:t xml:space="preserve"> }</w:t>
-      </w:r>
-      <w:r>
-        <w:rPr>
-          <w:i/>
-        </w:rPr>
-        <w:br/>
-      </w:r>
-      <w:r>
-        <w:rPr>
-          <w:i/>
-        </w:rPr>
-        <w:t>var emp</w:t>
-      </w:r>
-      <w:r>
-        <w:rPr>
-          <w:i/>
-        </w:rPr>
-        <w:t>Detail</w:t>
-      </w:r>
-      <w:r>
-        <w:rPr>
-          <w:i/>
-        </w:rPr>
-        <w:t>1 = {</w:t>
-      </w:r>
-      <w:r>
-        <w:rPr>
-          <w:i/>
-        </w:rPr>
-        <w:t xml:space="preserve"> </w:t>
-      </w:r>
-      <w:r>
-        <w:rPr>
-          <w:i/>
-        </w:rPr>
-        <w:t>name: "</w:t>
-      </w:r>
-      <w:proofErr w:type="spellStart"/>
-      <w:r>
-        <w:rPr>
-          <w:i/>
-        </w:rPr>
-        <w:t>Shivam</w:t>
-      </w:r>
-      <w:proofErr w:type="spellEnd"/>
-      <w:r>
-        <w:rPr>
-          <w:i/>
-        </w:rPr>
-        <w:t>",</w:t>
-      </w:r>
-      <w:r>
-        <w:rPr>
-          <w:i/>
-        </w:rPr>
-        <w:t xml:space="preserve"> id: "234412"</w:t>
-      </w:r>
-      <w:r>
-        <w:rPr>
-          <w:i/>
-        </w:rPr>
-        <w:t>}</w:t>
-      </w:r>
-      <w:r>
-        <w:rPr>
-          <w:i/>
-        </w:rPr>
-        <w:br/>
-      </w:r>
-      <w:r>
-        <w:rPr>
-          <w:i/>
-        </w:rPr>
-        <w:t>var emp</w:t>
-      </w:r>
-      <w:r>
-        <w:rPr>
-          <w:i/>
-        </w:rPr>
-        <w:t>Detail</w:t>
-      </w:r>
-      <w:r>
-        <w:rPr>
-          <w:i/>
-        </w:rPr>
-        <w:t>2 = {name: "</w:t>
-      </w:r>
-      <w:r>
-        <w:rPr>
-          <w:i/>
-        </w:rPr>
-        <w:t>Raj</w:t>
-      </w:r>
-      <w:r>
-        <w:rPr>
-          <w:i/>
-        </w:rPr>
-        <w:t>",</w:t>
-      </w:r>
-      <w:r>
-        <w:rPr>
-          <w:i/>
-        </w:rPr>
-        <w:t xml:space="preserve"> id: "434556"</w:t>
-      </w:r>
-      <w:r>
-        <w:rPr>
-          <w:i/>
-        </w:rPr>
-        <w:t>}</w:t>
-      </w:r>
-      <w:r>
-        <w:rPr>
-          <w:i/>
-        </w:rPr>
-        <w:br/>
-      </w:r>
-      <w:proofErr w:type="spellStart"/>
-      <w:r>
-        <w:rPr>
-          <w:i/>
-        </w:rPr>
-        <w:t>printEmployeeDetails</w:t>
-      </w:r>
-      <w:r>
-        <w:rPr>
-          <w:i/>
-        </w:rPr>
-        <w:t>.call</w:t>
-      </w:r>
-      <w:proofErr w:type="spellEnd"/>
-      <w:r>
-        <w:rPr>
-          <w:i/>
-        </w:rPr>
-        <w:t>(emp2); // in details function, this will refer to emp2;</w:t>
-      </w:r>
-    </w:p>
-    <w:p>
-      <w:pPr>
-        <w:spacing w:line="240" w:lineRule="auto"/>
-        <w:ind w:right="-563"/>
-        <w:rPr>
-          <w:i/>
-        </w:rPr>
-      </w:pPr>
-      <w:r>
-        <w:rPr>
-          <w:i/>
-        </w:rPr>
-        <w:t xml:space="preserve">Trick </w:t>
-      </w:r>
-      <w:r>
-        <w:rPr>
-          <w:i/>
-        </w:rPr>
-        <w:sym w:font="Wingdings" w:char="F0E0"/>
-      </w:r>
-      <w:r>
-        <w:rPr>
-          <w:i/>
-        </w:rPr>
-        <w:t xml:space="preserve"> Hey Function, call this Object</w:t>
-      </w:r>
-    </w:p>
-    <w:p>
-      <w:pPr>
-        <w:spacing w:line="240" w:lineRule="auto"/>
-        <w:ind w:right="-563"/>
-        <w:rPr>
-          <w:b/>
-        </w:rPr>
-      </w:pPr>
-      <w:proofErr w:type="gramStart"/>
-      <w:r>
-        <w:rPr>
-          <w:b/>
-        </w:rPr>
-        <w:t>appl</w:t>
-      </w:r>
-      <w:r>
-        <w:rPr>
-          <w:b/>
-        </w:rPr>
-        <w:t>y</w:t>
-      </w:r>
-      <w:proofErr w:type="gramEnd"/>
-    </w:p>
-    <w:p>
-      <w:pPr>
-        <w:spacing w:line="240" w:lineRule="auto"/>
-        <w:ind w:right="-563"/>
-      </w:pPr>
-      <w:r>
-        <w:t xml:space="preserve">The </w:t>
-      </w:r>
-      <w:proofErr w:type="gramStart"/>
-      <w:r>
-        <w:t>apply(</w:t>
-      </w:r>
-      <w:proofErr w:type="gramEnd"/>
-      <w:r>
-        <w:t xml:space="preserve">) method is used to write methods, which can be used on different objects. It is different from the function </w:t>
-      </w:r>
-      <w:proofErr w:type="gramStart"/>
-      <w:r>
-        <w:t>call(</w:t>
-      </w:r>
-      <w:proofErr w:type="gramEnd"/>
-      <w:r>
-        <w:t>) because it takes arguments as an array.</w:t>
-      </w:r>
-    </w:p>
-    <w:p>
-      <w:pPr>
-        <w:spacing w:line="240" w:lineRule="auto"/>
-        <w:ind w:right="-563"/>
-      </w:pPr>
-      <w:r>
-        <w:t>Just like Call, apply</w:t>
-      </w:r>
-      <w:r>
-        <w:t xml:space="preserve"> allows us to invoke a function and specify the value of this expli</w:t>
-      </w:r>
-      <w:r>
-        <w:t xml:space="preserve">citly, but it takes an array as </w:t>
-      </w:r>
-      <w:r>
-        <w:t>arguments.</w:t>
-      </w:r>
-    </w:p>
-    <w:p>
-      <w:pPr>
-        <w:spacing w:line="240" w:lineRule="auto"/>
-        <w:ind w:right="-563"/>
-        <w:rPr>
-          <w:i/>
-        </w:rPr>
-      </w:pPr>
-      <w:r>
-        <w:rPr>
-          <w:i/>
-        </w:rPr>
-        <w:t xml:space="preserve">var </w:t>
-      </w:r>
-      <w:proofErr w:type="spellStart"/>
-      <w:r>
-        <w:rPr>
-          <w:i/>
-        </w:rPr>
-        <w:t>printE</w:t>
-      </w:r>
-      <w:r>
-        <w:rPr>
-          <w:i/>
-        </w:rPr>
-        <w:t>mployee</w:t>
-      </w:r>
-      <w:r>
-        <w:rPr>
-          <w:i/>
-        </w:rPr>
-        <w:t>Details</w:t>
-      </w:r>
-      <w:proofErr w:type="spellEnd"/>
-      <w:r>
-        <w:rPr>
-          <w:i/>
-        </w:rPr>
-        <w:t xml:space="preserve"> = function(</w:t>
-      </w:r>
-      <w:proofErr w:type="spellStart"/>
-      <w:r>
-        <w:rPr>
-          <w:i/>
-        </w:rPr>
-        <w:t>state,country</w:t>
-      </w:r>
-      <w:proofErr w:type="spellEnd"/>
-      <w:r>
-        <w:rPr>
-          <w:i/>
-        </w:rPr>
-        <w:t>) {</w:t>
-      </w:r>
-      <w:r>
-        <w:rPr>
-          <w:i/>
-        </w:rPr>
-        <w:t xml:space="preserve">console.log(this.name+ “ ”+ </w:t>
-      </w:r>
-      <w:proofErr w:type="spellStart"/>
-      <w:r>
-        <w:rPr>
-          <w:i/>
-        </w:rPr>
-        <w:t>this.state</w:t>
-      </w:r>
-      <w:proofErr w:type="spellEnd"/>
-      <w:r>
-        <w:rPr>
-          <w:i/>
-        </w:rPr>
-        <w:t>+“ ”+</w:t>
-      </w:r>
-      <w:proofErr w:type="spellStart"/>
-      <w:r>
-        <w:rPr>
-          <w:i/>
-        </w:rPr>
-        <w:t>this.country</w:t>
-      </w:r>
-      <w:proofErr w:type="spellEnd"/>
-      <w:r>
-        <w:rPr>
-          <w:i/>
-        </w:rPr>
-        <w:t>);</w:t>
-      </w:r>
-      <w:r>
-        <w:rPr>
-          <w:i/>
-        </w:rPr>
-        <w:t xml:space="preserve"> }</w:t>
-      </w:r>
-      <w:r>
-        <w:rPr>
-          <w:i/>
-        </w:rPr>
-        <w:br/>
-      </w:r>
-      <w:r>
-        <w:rPr>
-          <w:i/>
-        </w:rPr>
-        <w:t>var emp</w:t>
-      </w:r>
-      <w:r>
-        <w:rPr>
-          <w:i/>
-        </w:rPr>
-        <w:t>Detail</w:t>
-      </w:r>
-      <w:r>
-        <w:rPr>
-          <w:i/>
-        </w:rPr>
-        <w:t>1 = {</w:t>
-      </w:r>
-      <w:r>
-        <w:rPr>
-          <w:i/>
-        </w:rPr>
-        <w:t xml:space="preserve"> </w:t>
-      </w:r>
-      <w:r>
-        <w:rPr>
-          <w:i/>
-        </w:rPr>
-        <w:t>name: "</w:t>
-      </w:r>
-      <w:proofErr w:type="spellStart"/>
-      <w:r>
-        <w:rPr>
-          <w:i/>
-        </w:rPr>
-        <w:t>Shivam</w:t>
-      </w:r>
-      <w:proofErr w:type="spellEnd"/>
-      <w:r>
-        <w:rPr>
-          <w:i/>
-        </w:rPr>
-        <w:t>",</w:t>
-      </w:r>
-      <w:r>
-        <w:rPr>
-          <w:i/>
-        </w:rPr>
-        <w:t xml:space="preserve"> id: "234412”</w:t>
-      </w:r>
-      <w:r>
-        <w:rPr>
-          <w:i/>
-        </w:rPr>
-        <w:t>}</w:t>
-      </w:r>
-      <w:r>
-        <w:rPr>
-          <w:i/>
-        </w:rPr>
-        <w:t>;</w:t>
-      </w:r>
-      <w:r>
-        <w:rPr>
-          <w:i/>
-        </w:rPr>
-        <w:br/>
-      </w:r>
-      <w:r>
-        <w:rPr>
-          <w:i/>
-        </w:rPr>
-        <w:t>var emp</w:t>
-      </w:r>
-      <w:r>
-        <w:rPr>
-          <w:i/>
-        </w:rPr>
-        <w:t>Detail</w:t>
-      </w:r>
-      <w:r>
-        <w:rPr>
-          <w:i/>
-        </w:rPr>
-        <w:t>2 = {</w:t>
-      </w:r>
-      <w:r>
-        <w:rPr>
-          <w:i/>
-        </w:rPr>
-        <w:t xml:space="preserve"> </w:t>
-      </w:r>
-      <w:r>
-        <w:rPr>
-          <w:i/>
-        </w:rPr>
-        <w:t>name: "</w:t>
-      </w:r>
-      <w:proofErr w:type="spellStart"/>
-      <w:r>
-        <w:rPr>
-          <w:i/>
-        </w:rPr>
-        <w:t>Raj</w:t>
-      </w:r>
-      <w:r>
-        <w:rPr>
-          <w:i/>
-        </w:rPr>
-        <w:t>",</w:t>
-      </w:r>
-      <w:r>
-        <w:rPr>
-          <w:i/>
-        </w:rPr>
-        <w:t>id</w:t>
-      </w:r>
-      <w:proofErr w:type="spellEnd"/>
-      <w:r>
-        <w:rPr>
-          <w:i/>
-        </w:rPr>
-        <w:t>: "434556"</w:t>
-      </w:r>
-      <w:r>
-        <w:rPr>
-          <w:i/>
-        </w:rPr>
-        <w:t>}</w:t>
-      </w:r>
-      <w:r>
-        <w:rPr>
-          <w:i/>
-        </w:rPr>
-        <w:br/>
-      </w:r>
-      <w:proofErr w:type="spellStart"/>
-      <w:r>
-        <w:rPr>
-          <w:i/>
-        </w:rPr>
-        <w:lastRenderedPageBreak/>
+        <w:rPr>
+          <w:i/>
+        </w:rPr>
+        <w:br/>
+      </w:r>
+      <w:proofErr w:type="spellStart"/>
+      <w:r>
+        <w:rPr>
+          <w:i/>
+        </w:rPr>
         <w:t>printEmployeeDetails.apply</w:t>
       </w:r>
       <w:proofErr w:type="spellEnd"/>
@@ -15754,41 +15268,104 @@
         <w:rPr>
           <w:bCs/>
         </w:rPr>
-        <w:t xml:space="preserve">Thus greatly prevents memory </w:t>
-      </w:r>
-      <w:proofErr w:type="spellStart"/>
+        <w:t>Thus greatly prevents memory leaks.</w:t>
+      </w:r>
       <w:r>
         <w:rPr>
           <w:bCs/>
         </w:rPr>
-        <w:t>leaks.</w:t>
-      </w:r>
-      <w:proofErr w:type="spellEnd"/>
+        <w:br/>
+      </w:r>
+      <w:proofErr w:type="spellStart"/>
       <w:r>
         <w:rPr>
           <w:bCs/>
         </w:rPr>
-        <w:br/>
-      </w:r>
-      <w:proofErr w:type="spellStart"/>
+        <w:t>WeakSet</w:t>
+      </w:r>
+      <w:proofErr w:type="spellEnd"/>
       <w:r>
         <w:rPr>
           <w:bCs/>
         </w:rPr>
-        <w:t>WeakSet</w:t>
-      </w:r>
-      <w:proofErr w:type="spellEnd"/>
+        <w:t xml:space="preserve"> is not </w:t>
+      </w:r>
+      <w:proofErr w:type="spellStart"/>
       <w:r>
         <w:rPr>
           <w:bCs/>
         </w:rPr>
-        <w:t xml:space="preserve"> is not </w:t>
-      </w:r>
-      <w:proofErr w:type="spellStart"/>
+        <w:t>iterable</w:t>
+      </w:r>
+      <w:proofErr w:type="spellEnd"/>
       <w:r>
         <w:rPr>
           <w:bCs/>
         </w:rPr>
+        <w:t xml:space="preserve">, doesn’t expose its size, </w:t>
+      </w:r>
+      <w:r>
+        <w:rPr>
+          <w:bCs/>
+        </w:rPr>
+        <w:t>and doesn’t support enumeration.</w:t>
+      </w:r>
+    </w:p>
+    <w:p>
+      <w:pPr>
+        <w:spacing w:line="240" w:lineRule="auto"/>
+        <w:ind w:right="-563"/>
+        <w:rPr>
+          <w:bCs/>
+        </w:rPr>
+      </w:pPr>
+      <w:r>
+        <w:rPr>
+          <w:bCs/>
+        </w:rPr>
+        <w:t>A Set can store any type of</w:t>
+      </w:r>
+      <w:r>
+        <w:rPr>
+          <w:bCs/>
+        </w:rPr>
+        <w:t xml:space="preserve"> value — primitives or objects.  </w:t>
+      </w:r>
+      <w:r>
+        <w:rPr>
+          <w:bCs/>
+        </w:rPr>
+        <w:br/>
+      </w:r>
+      <w:r>
+        <w:rPr>
+          <w:bCs/>
+        </w:rPr>
+        <w:t xml:space="preserve">Set </w:t>
+      </w:r>
+      <w:r>
+        <w:rPr>
+          <w:bCs/>
+        </w:rPr>
+        <w:t xml:space="preserve">maintains strong references to its elements. That means the values stay in memory until they are explicitly removed. </w:t>
+      </w:r>
+      <w:r>
+        <w:rPr>
+          <w:bCs/>
+        </w:rPr>
+        <w:br/>
+      </w:r>
+      <w:r>
+        <w:rPr>
+          <w:bCs/>
+        </w:rPr>
+        <w:t xml:space="preserve">It’s also fully </w:t>
+      </w:r>
+      <w:proofErr w:type="spellStart"/>
+      <w:r>
+        <w:rPr>
+          <w:bCs/>
+        </w:rPr>
         <w:t>iterable</w:t>
       </w:r>
       <w:proofErr w:type="spellEnd"/>
@@ -15796,161 +15373,96 @@
         <w:rPr>
           <w:bCs/>
         </w:rPr>
-        <w:t xml:space="preserve">, doesn’t expose its size, </w:t>
-      </w:r>
+        <w:t xml:space="preserve"> and provides features like .size, .</w:t>
+      </w:r>
+      <w:proofErr w:type="spellStart"/>
+      <w:proofErr w:type="gramStart"/>
       <w:r>
         <w:rPr>
           <w:bCs/>
         </w:rPr>
-        <w:t>and doesn’t support enumeration.</w:t>
-      </w:r>
-    </w:p>
-    <w:p>
-      <w:pPr>
-        <w:spacing w:line="240" w:lineRule="auto"/>
-        <w:ind w:right="-563"/>
+        <w:t>forEach</w:t>
+      </w:r>
+      <w:proofErr w:type="spellEnd"/>
+      <w:r>
         <w:rPr>
           <w:bCs/>
         </w:rPr>
-      </w:pPr>
+        <w:t>(</w:t>
+      </w:r>
+      <w:proofErr w:type="gramEnd"/>
       <w:r>
         <w:rPr>
           <w:bCs/>
         </w:rPr>
-        <w:t>A Set can store any type of</w:t>
-      </w:r>
-      <w:r>
+        <w:t>), and spread syntax.</w:t>
+      </w:r>
+    </w:p>
+    <w:p>
+      <w:pPr>
+        <w:spacing w:line="240" w:lineRule="auto"/>
+        <w:ind w:right="-563"/>
+        <w:rPr>
+          <w:b/>
+        </w:rPr>
+      </w:pPr>
+      <w:r>
+        <w:rPr>
+          <w:b/>
+        </w:rPr>
+        <w:t>Difference B/W Weak Map &amp; Map</w:t>
+      </w:r>
+    </w:p>
+    <w:p>
+      <w:pPr>
+        <w:spacing w:line="240" w:lineRule="auto"/>
+        <w:ind w:right="-563"/>
         <w:rPr>
           <w:bCs/>
         </w:rPr>
-        <w:t xml:space="preserve"> value — primitives or objects.  </w:t>
-      </w:r>
+      </w:pPr>
       <w:r>
         <w:rPr>
           <w:bCs/>
         </w:rPr>
-        <w:br/>
-      </w:r>
+        <w:t xml:space="preserve">A </w:t>
+      </w:r>
+      <w:proofErr w:type="spellStart"/>
+      <w:proofErr w:type="gramStart"/>
       <w:r>
         <w:rPr>
           <w:bCs/>
         </w:rPr>
-        <w:t xml:space="preserve">Set </w:t>
-      </w:r>
+        <w:t>WeakMap</w:t>
+      </w:r>
+      <w:proofErr w:type="spellEnd"/>
       <w:r>
         <w:rPr>
           <w:bCs/>
         </w:rPr>
-        <w:t xml:space="preserve">maintains strong references to its elements. That means the values stay in memory until they are explicitly removed. </w:t>
-      </w:r>
+        <w:t>,</w:t>
+      </w:r>
+      <w:proofErr w:type="gramEnd"/>
       <w:r>
         <w:rPr>
           <w:bCs/>
         </w:rPr>
-        <w:br/>
-      </w:r>
+        <w:t xml:space="preserve"> can have only objects as keys and holds weak references to them. If a key object is no longer referenced elsewhere in the program, it becomes eligible for garbage collection automatically — and the entry disappears from the </w:t>
+      </w:r>
+      <w:proofErr w:type="spellStart"/>
       <w:r>
         <w:rPr>
           <w:bCs/>
         </w:rPr>
-        <w:t xml:space="preserve">It’s also fully </w:t>
-      </w:r>
-      <w:proofErr w:type="spellStart"/>
+        <w:t>WeakMap</w:t>
+      </w:r>
+      <w:proofErr w:type="spellEnd"/>
       <w:r>
         <w:rPr>
           <w:bCs/>
         </w:rPr>
-        <w:t>iterable</w:t>
-      </w:r>
-      <w:proofErr w:type="spellEnd"/>
-      <w:r>
-        <w:rPr>
-          <w:bCs/>
-        </w:rPr>
-        <w:t xml:space="preserve"> and provides features like .size, .</w:t>
-      </w:r>
-      <w:proofErr w:type="spellStart"/>
-      <w:proofErr w:type="gramStart"/>
-      <w:r>
-        <w:rPr>
-          <w:bCs/>
-        </w:rPr>
-        <w:t>forEach</w:t>
-      </w:r>
-      <w:proofErr w:type="spellEnd"/>
-      <w:r>
-        <w:rPr>
-          <w:bCs/>
-        </w:rPr>
-        <w:t>(</w:t>
-      </w:r>
-      <w:proofErr w:type="gramEnd"/>
-      <w:r>
-        <w:rPr>
-          <w:bCs/>
-        </w:rPr>
-        <w:t>), and spread syntax.</w:t>
-      </w:r>
-    </w:p>
-    <w:p>
-      <w:pPr>
-        <w:spacing w:line="240" w:lineRule="auto"/>
-        <w:ind w:right="-563"/>
-        <w:rPr>
-          <w:b/>
-        </w:rPr>
-      </w:pPr>
-      <w:r>
-        <w:rPr>
-          <w:b/>
-        </w:rPr>
-        <w:t>Difference B/W Weak Map &amp; Map</w:t>
-      </w:r>
-    </w:p>
-    <w:p>
-      <w:pPr>
-        <w:spacing w:line="240" w:lineRule="auto"/>
-        <w:ind w:right="-563"/>
-        <w:rPr>
-          <w:bCs/>
-        </w:rPr>
-      </w:pPr>
-      <w:r>
-        <w:rPr>
-          <w:bCs/>
-        </w:rPr>
-        <w:t xml:space="preserve">A </w:t>
-      </w:r>
-      <w:proofErr w:type="spellStart"/>
-      <w:proofErr w:type="gramStart"/>
-      <w:r>
-        <w:rPr>
-          <w:bCs/>
-        </w:rPr>
-        <w:t>WeakMap</w:t>
-      </w:r>
-      <w:proofErr w:type="spellEnd"/>
-      <w:r>
-        <w:rPr>
-          <w:bCs/>
-        </w:rPr>
-        <w:t>,</w:t>
-      </w:r>
-      <w:proofErr w:type="gramEnd"/>
-      <w:r>
-        <w:rPr>
-          <w:bCs/>
-        </w:rPr>
-        <w:t xml:space="preserve"> can have only objects as keys and holds weak references to them. If a key object is no longer referenced elsewhere in the program, it becomes eligible for garbage collection automatically — and the entry disappears from the </w:t>
-      </w:r>
-      <w:proofErr w:type="spellStart"/>
-      <w:r>
-        <w:rPr>
-          <w:bCs/>
-        </w:rPr>
-        <w:t>WeakMap.</w:t>
-      </w:r>
-      <w:proofErr w:type="spellEnd"/>
+        <w:t>.</w:t>
+      </w:r>
       <w:r>
         <w:rPr>
           <w:bCs/>
@@ -27963,7 +27475,7 @@
 </file>
 
 <file path=customXml/itemProps1.xml><?xml version="1.0" encoding="utf-8"?>
-<ds:datastoreItem xmlns:ds="http://schemas.openxmlformats.org/officeDocument/2006/customXml" ds:itemID="{3681C221-7352-47A3-B032-944C31406E83}">
+<ds:datastoreItem xmlns:ds="http://schemas.openxmlformats.org/officeDocument/2006/customXml" ds:itemID="{A8F63150-47C2-4EAE-868B-86AD6D71A3D9}">
   <ds:schemaRefs>
     <ds:schemaRef ds:uri="http://schemas.openxmlformats.org/officeDocument/2006/bibliography"/>
   </ds:schemaRefs>

--- a/note/Namastey Js.docx
+++ b/note/Namastey Js.docx
@@ -5009,6 +5009,633 @@
         <w:rPr>
           <w:b/>
         </w:rPr>
+        <w:t>Convert the callback style function into promise style function</w:t>
+      </w:r>
+    </w:p>
+    <w:p>
+      <w:pPr>
+        <w:ind w:right="-563"/>
+        <w:rPr>
+          <w:bCs/>
+        </w:rPr>
+      </w:pPr>
+      <w:r>
+        <w:rPr>
+          <w:bCs/>
+        </w:rPr>
+        <w:t xml:space="preserve">function </w:t>
+      </w:r>
+      <w:proofErr w:type="spellStart"/>
+      <w:r>
+        <w:rPr>
+          <w:bCs/>
+        </w:rPr>
+        <w:t>callbackStyleFunction</w:t>
+      </w:r>
+      <w:proofErr w:type="spellEnd"/>
+      <w:r>
+        <w:rPr>
+          <w:bCs/>
+        </w:rPr>
+        <w:t>(callback) {</w:t>
+      </w:r>
+      <w:r>
+        <w:rPr>
+          <w:bCs/>
+        </w:rPr>
+        <w:br/>
+      </w:r>
+      <w:proofErr w:type="spellStart"/>
+      <w:r>
+        <w:rPr>
+          <w:bCs/>
+        </w:rPr>
+        <w:t>setTimeout</w:t>
+      </w:r>
+      <w:proofErr w:type="spellEnd"/>
+      <w:r>
+        <w:rPr>
+          <w:bCs/>
+        </w:rPr>
+        <w:t>(() =&gt; {</w:t>
+      </w:r>
+      <w:r>
+        <w:rPr>
+          <w:bCs/>
+        </w:rPr>
+        <w:br/>
+        <w:t xml:space="preserve"> </w:t>
+      </w:r>
+      <w:r>
+        <w:rPr>
+          <w:bCs/>
+        </w:rPr>
+        <w:tab/>
+      </w:r>
+      <w:r>
+        <w:rPr>
+          <w:bCs/>
+        </w:rPr>
+        <w:t>const success = true; // or false to test rejection</w:t>
+      </w:r>
+      <w:r>
+        <w:rPr>
+          <w:bCs/>
+        </w:rPr>
+        <w:br/>
+        <w:t xml:space="preserve"> </w:t>
+      </w:r>
+      <w:r>
+        <w:rPr>
+          <w:bCs/>
+        </w:rPr>
+        <w:tab/>
+      </w:r>
+      <w:r>
+        <w:rPr>
+          <w:bCs/>
+        </w:rPr>
+        <w:t>if (success) {callback("Data from callback");}</w:t>
+      </w:r>
+      <w:r>
+        <w:rPr>
+          <w:bCs/>
+        </w:rPr>
+        <w:br/>
+        <w:t xml:space="preserve"> </w:t>
+      </w:r>
+      <w:r>
+        <w:rPr>
+          <w:bCs/>
+        </w:rPr>
+        <w:tab/>
+      </w:r>
+      <w:r>
+        <w:rPr>
+          <w:bCs/>
+        </w:rPr>
+        <w:t>else {</w:t>
+      </w:r>
+      <w:r>
+        <w:rPr>
+          <w:bCs/>
+        </w:rPr>
+        <w:t xml:space="preserve"> </w:t>
+      </w:r>
+      <w:r>
+        <w:rPr>
+          <w:bCs/>
+        </w:rPr>
+        <w:t>callback("Error from callback");}</w:t>
+      </w:r>
+      <w:r>
+        <w:rPr>
+          <w:bCs/>
+        </w:rPr>
+        <w:br/>
+        <w:t xml:space="preserve"> </w:t>
+      </w:r>
+      <w:r>
+        <w:rPr>
+          <w:bCs/>
+        </w:rPr>
+        <w:t>}, 1000); }</w:t>
+      </w:r>
+    </w:p>
+    <w:p>
+      <w:pPr>
+        <w:ind w:right="-563"/>
+        <w:rPr>
+          <w:b/>
+        </w:rPr>
+      </w:pPr>
+      <w:r>
+        <w:rPr>
+          <w:b/>
+        </w:rPr>
+        <w:t>ANSWER</w:t>
+      </w:r>
+    </w:p>
+    <w:p>
+      <w:pPr>
+        <w:ind w:right="-563"/>
+        <w:rPr>
+          <w:bCs/>
+        </w:rPr>
+      </w:pPr>
+      <w:proofErr w:type="gramStart"/>
+      <w:r>
+        <w:rPr>
+          <w:bCs/>
+        </w:rPr>
+        <w:t>function</w:t>
+      </w:r>
+      <w:proofErr w:type="gramEnd"/>
+      <w:r>
+        <w:rPr>
+          <w:bCs/>
+        </w:rPr>
+        <w:t xml:space="preserve"> </w:t>
+      </w:r>
+      <w:proofErr w:type="spellStart"/>
+      <w:r>
+        <w:rPr>
+          <w:bCs/>
+        </w:rPr>
+        <w:t>promiseStyleFunction</w:t>
+      </w:r>
+      <w:proofErr w:type="spellEnd"/>
+      <w:r>
+        <w:rPr>
+          <w:bCs/>
+        </w:rPr>
+        <w:t>() {</w:t>
+      </w:r>
+      <w:r>
+        <w:rPr>
+          <w:bCs/>
+        </w:rPr>
+        <w:br/>
+        <w:t xml:space="preserve"> </w:t>
+      </w:r>
+      <w:r>
+        <w:rPr>
+          <w:bCs/>
+        </w:rPr>
+        <w:tab/>
+      </w:r>
+      <w:r>
+        <w:rPr>
+          <w:bCs/>
+        </w:rPr>
+        <w:t>return new Promise((resolve, reject) =&gt; {</w:t>
+      </w:r>
+      <w:r>
+        <w:rPr>
+          <w:bCs/>
+        </w:rPr>
+        <w:br/>
+        <w:t xml:space="preserve"> </w:t>
+      </w:r>
+      <w:r>
+        <w:rPr>
+          <w:bCs/>
+        </w:rPr>
+        <w:tab/>
+      </w:r>
+      <w:r>
+        <w:rPr>
+          <w:bCs/>
+        </w:rPr>
+        <w:tab/>
+      </w:r>
+      <w:proofErr w:type="spellStart"/>
+      <w:r>
+        <w:rPr>
+          <w:bCs/>
+        </w:rPr>
+        <w:t>setTimeout</w:t>
+      </w:r>
+      <w:proofErr w:type="spellEnd"/>
+      <w:r>
+        <w:rPr>
+          <w:bCs/>
+        </w:rPr>
+        <w:t>(() =&gt; {</w:t>
+      </w:r>
+      <w:r>
+        <w:rPr>
+          <w:bCs/>
+        </w:rPr>
+        <w:br/>
+        <w:t xml:space="preserve"> </w:t>
+      </w:r>
+      <w:r>
+        <w:rPr>
+          <w:bCs/>
+        </w:rPr>
+        <w:tab/>
+      </w:r>
+      <w:r>
+        <w:rPr>
+          <w:bCs/>
+        </w:rPr>
+        <w:tab/>
+      </w:r>
+      <w:r>
+        <w:rPr>
+          <w:bCs/>
+        </w:rPr>
+        <w:tab/>
+      </w:r>
+      <w:r>
+        <w:rPr>
+          <w:bCs/>
+        </w:rPr>
+        <w:t>const success = true; // or false to test rejection</w:t>
+      </w:r>
+      <w:r>
+        <w:rPr>
+          <w:bCs/>
+        </w:rPr>
+        <w:br/>
+        <w:t xml:space="preserve"> </w:t>
+      </w:r>
+      <w:r>
+        <w:rPr>
+          <w:bCs/>
+        </w:rPr>
+        <w:tab/>
+      </w:r>
+      <w:r>
+        <w:rPr>
+          <w:bCs/>
+        </w:rPr>
+        <w:tab/>
+      </w:r>
+      <w:r>
+        <w:rPr>
+          <w:bCs/>
+        </w:rPr>
+        <w:tab/>
+      </w:r>
+      <w:r>
+        <w:rPr>
+          <w:bCs/>
+        </w:rPr>
+        <w:t xml:space="preserve">if (success) {resolve("Data from promise");} </w:t>
+      </w:r>
+      <w:r>
+        <w:rPr>
+          <w:bCs/>
+        </w:rPr>
+        <w:br/>
+        <w:t xml:space="preserve"> </w:t>
+      </w:r>
+      <w:r>
+        <w:rPr>
+          <w:bCs/>
+        </w:rPr>
+        <w:tab/>
+      </w:r>
+      <w:r>
+        <w:rPr>
+          <w:bCs/>
+        </w:rPr>
+        <w:tab/>
+      </w:r>
+      <w:r>
+        <w:rPr>
+          <w:bCs/>
+        </w:rPr>
+        <w:tab/>
+      </w:r>
+      <w:r>
+        <w:rPr>
+          <w:bCs/>
+        </w:rPr>
+        <w:t>else {reject("Error from promise");}</w:t>
+      </w:r>
+    </w:p>
+    <w:p>
+      <w:pPr>
+        <w:ind w:right="-563"/>
+        <w:rPr>
+          <w:bCs/>
+        </w:rPr>
+      </w:pPr>
+      <w:r>
+        <w:rPr>
+          <w:bCs/>
+        </w:rPr>
+        <w:t xml:space="preserve">    }, 1000</w:t>
+      </w:r>
+      <w:proofErr w:type="gramStart"/>
+      <w:r>
+        <w:rPr>
+          <w:bCs/>
+        </w:rPr>
+        <w:t>);</w:t>
+      </w:r>
+      <w:proofErr w:type="gramEnd"/>
+      <w:r>
+        <w:rPr>
+          <w:bCs/>
+        </w:rPr>
+        <w:t>});}</w:t>
+      </w:r>
+      <w:r>
+        <w:rPr>
+          <w:bCs/>
+        </w:rPr>
+        <w:t xml:space="preserve"> </w:t>
+      </w:r>
+    </w:p>
+    <w:p>
+      <w:pPr>
+        <w:ind w:right="-563"/>
+        <w:rPr>
+          <w:bCs/>
+        </w:rPr>
+      </w:pPr>
+      <w:r>
+        <w:rPr>
+          <w:bCs/>
+        </w:rPr>
+        <w:t>USAGE</w:t>
+      </w:r>
+    </w:p>
+    <w:p>
+      <w:pPr>
+        <w:ind w:right="-563"/>
+        <w:rPr>
+          <w:bCs/>
+        </w:rPr>
+      </w:pPr>
+      <w:proofErr w:type="spellStart"/>
+      <w:r>
+        <w:rPr>
+          <w:bCs/>
+        </w:rPr>
+        <w:t>promiseStyleFunction</w:t>
+      </w:r>
+      <w:proofErr w:type="spellEnd"/>
+      <w:r>
+        <w:rPr>
+          <w:bCs/>
+        </w:rPr>
+        <w:t>().then(data =&gt; {</w:t>
+      </w:r>
+      <w:r>
+        <w:rPr>
+          <w:bCs/>
+        </w:rPr>
+        <w:t xml:space="preserve"> </w:t>
+      </w:r>
+      <w:r>
+        <w:rPr>
+          <w:bCs/>
+        </w:rPr>
+        <w:t>console.log(data);}).catch(error =&gt; {</w:t>
+      </w:r>
+      <w:proofErr w:type="spellStart"/>
+      <w:r>
+        <w:rPr>
+          <w:bCs/>
+        </w:rPr>
+        <w:t>console.error</w:t>
+      </w:r>
+      <w:proofErr w:type="spellEnd"/>
+      <w:r>
+        <w:rPr>
+          <w:bCs/>
+        </w:rPr>
+        <w:t>(error);});</w:t>
+      </w:r>
+    </w:p>
+    <w:p>
+      <w:pPr>
+        <w:ind w:right="-563"/>
+        <w:rPr>
+          <w:bCs/>
+        </w:rPr>
+      </w:pPr>
+      <w:proofErr w:type="spellStart"/>
+      <w:proofErr w:type="gramStart"/>
+      <w:r>
+        <w:rPr>
+          <w:bCs/>
+        </w:rPr>
+        <w:t>async</w:t>
+      </w:r>
+      <w:proofErr w:type="spellEnd"/>
+      <w:proofErr w:type="gramEnd"/>
+      <w:r>
+        <w:rPr>
+          <w:bCs/>
+        </w:rPr>
+        <w:t xml:space="preserve"> function run() {</w:t>
+      </w:r>
+      <w:r>
+        <w:rPr>
+          <w:bCs/>
+        </w:rPr>
+        <w:br/>
+        <w:t xml:space="preserve"> </w:t>
+      </w:r>
+      <w:r>
+        <w:rPr>
+          <w:bCs/>
+        </w:rPr>
+        <w:tab/>
+      </w:r>
+      <w:r>
+        <w:rPr>
+          <w:bCs/>
+        </w:rPr>
+        <w:t>try {</w:t>
+      </w:r>
+      <w:r>
+        <w:rPr>
+          <w:bCs/>
+        </w:rPr>
+        <w:br/>
+        <w:t xml:space="preserve"> </w:t>
+      </w:r>
+      <w:r>
+        <w:rPr>
+          <w:bCs/>
+        </w:rPr>
+        <w:tab/>
+      </w:r>
+      <w:r>
+        <w:rPr>
+          <w:bCs/>
+        </w:rPr>
+        <w:tab/>
+      </w:r>
+      <w:r>
+        <w:rPr>
+          <w:bCs/>
+        </w:rPr>
+        <w:t xml:space="preserve">const data = await </w:t>
+      </w:r>
+      <w:proofErr w:type="spellStart"/>
+      <w:r>
+        <w:rPr>
+          <w:bCs/>
+        </w:rPr>
+        <w:t>promiseStyleFunction</w:t>
+      </w:r>
+      <w:proofErr w:type="spellEnd"/>
+      <w:r>
+        <w:rPr>
+          <w:bCs/>
+        </w:rPr>
+        <w:t>();</w:t>
+      </w:r>
+      <w:r>
+        <w:rPr>
+          <w:bCs/>
+        </w:rPr>
+        <w:br/>
+        <w:t xml:space="preserve"> </w:t>
+      </w:r>
+      <w:r>
+        <w:rPr>
+          <w:bCs/>
+        </w:rPr>
+        <w:tab/>
+      </w:r>
+      <w:r>
+        <w:rPr>
+          <w:bCs/>
+        </w:rPr>
+        <w:tab/>
+      </w:r>
+      <w:r>
+        <w:rPr>
+          <w:bCs/>
+        </w:rPr>
+        <w:t>console.log(data);</w:t>
+      </w:r>
+      <w:r>
+        <w:rPr>
+          <w:bCs/>
+        </w:rPr>
+        <w:br/>
+        <w:t xml:space="preserve"> </w:t>
+      </w:r>
+      <w:r>
+        <w:rPr>
+          <w:bCs/>
+        </w:rPr>
+        <w:tab/>
+      </w:r>
+      <w:r>
+        <w:rPr>
+          <w:bCs/>
+        </w:rPr>
+        <w:t>} catch (error) {</w:t>
+      </w:r>
+      <w:r>
+        <w:rPr>
+          <w:bCs/>
+        </w:rPr>
+        <w:br/>
+        <w:t xml:space="preserve"> </w:t>
+      </w:r>
+      <w:r>
+        <w:rPr>
+          <w:bCs/>
+        </w:rPr>
+        <w:tab/>
+      </w:r>
+      <w:r>
+        <w:rPr>
+          <w:bCs/>
+        </w:rPr>
+        <w:tab/>
+      </w:r>
+      <w:proofErr w:type="spellStart"/>
+      <w:r>
+        <w:rPr>
+          <w:bCs/>
+        </w:rPr>
+        <w:t>console.error</w:t>
+      </w:r>
+      <w:proofErr w:type="spellEnd"/>
+      <w:r>
+        <w:rPr>
+          <w:bCs/>
+        </w:rPr>
+        <w:t>(error);}</w:t>
+      </w:r>
+      <w:r>
+        <w:rPr>
+          <w:bCs/>
+        </w:rPr>
+        <w:t xml:space="preserve"> </w:t>
+      </w:r>
+      <w:r>
+        <w:rPr>
+          <w:bCs/>
+        </w:rPr>
+        <w:t>}</w:t>
+      </w:r>
+      <w:r>
+        <w:rPr>
+          <w:bCs/>
+        </w:rPr>
+        <w:br/>
+        <w:t xml:space="preserve"> </w:t>
+      </w:r>
+      <w:r>
+        <w:rPr>
+          <w:bCs/>
+        </w:rPr>
+        <w:tab/>
+      </w:r>
+      <w:r>
+        <w:rPr>
+          <w:bCs/>
+        </w:rPr>
+        <w:t>run();</w:t>
+      </w:r>
+    </w:p>
+    <w:p>
+      <w:pPr>
+        <w:ind w:right="-563" w:firstLine="720"/>
+        <w:jc w:val="center"/>
+        <w:rPr>
+          <w:b/>
+        </w:rPr>
+      </w:pPr>
+      <w:r>
+        <w:rPr>
+          <w:b/>
+        </w:rPr>
+        <w:lastRenderedPageBreak/>
         <w:t>How to copy an object in JavaScript and difference between shallow copy and deep copy?</w:t>
       </w:r>
     </w:p>
@@ -5319,7 +5946,6 @@
         <w:ind w:right="-563"/>
       </w:pPr>
       <w:r>
-        <w:lastRenderedPageBreak/>
         <w:t>Also it handles converting JSX to JavaScript code so that React can render our applications in browser.</w:t>
       </w:r>
     </w:p>
@@ -21891,6 +22517,34 @@
     <w:p>
       <w:pPr>
         <w:pStyle w:val="ListParagraph"/>
+        <w:spacing w:line="240" w:lineRule="auto"/>
+        <w:ind w:left="1080" w:right="-563"/>
+      </w:pPr>
+      <w:proofErr w:type="gramStart"/>
+      <w:r>
+        <w:t>fetch(</w:t>
+      </w:r>
+      <w:proofErr w:type="spellStart"/>
+      <w:proofErr w:type="gramEnd"/>
+      <w:r>
+        <w:t>url</w:t>
+      </w:r>
+      <w:proofErr w:type="spellEnd"/>
+      <w:r>
+        <w:t>).then(res=&gt;</w:t>
+      </w:r>
+      <w:proofErr w:type="spellStart"/>
+      <w:r>
+        <w:t>res.json</w:t>
+      </w:r>
+      <w:proofErr w:type="spellEnd"/>
+      <w:r>
+        <w:t>()).then(data =&gt; {do whatever you want to do with the data})</w:t>
+      </w:r>
+    </w:p>
+    <w:p>
+      <w:pPr>
+        <w:pStyle w:val="ListParagraph"/>
         <w:numPr>
           <w:ilvl w:val="0"/>
           <w:numId w:val="37"/>
@@ -22039,9 +22693,1193 @@
         </w:numPr>
         <w:spacing w:line="240" w:lineRule="auto"/>
         <w:ind w:right="-563"/>
-      </w:pPr>
-      <w:r>
+        <w:rPr>
+          <w:b/>
+          <w:bCs/>
+        </w:rPr>
+      </w:pPr>
+      <w:r>
+        <w:rPr>
+          <w:b/>
+          <w:bCs/>
+        </w:rPr>
         <w:t>Create a Stop Watch. It should have start, stop and reset button.</w:t>
+      </w:r>
+    </w:p>
+    <w:p>
+      <w:pPr>
+        <w:pStyle w:val="ListParagraph"/>
+        <w:spacing w:line="240" w:lineRule="auto"/>
+        <w:ind w:left="1080" w:right="-563"/>
+      </w:pPr>
+      <w:proofErr w:type="gramStart"/>
+      <w:r>
+        <w:t>&lt;!DOCTYPE</w:t>
+      </w:r>
+      <w:proofErr w:type="gramEnd"/>
+      <w:r>
+        <w:t xml:space="preserve"> html&gt;</w:t>
+      </w:r>
+    </w:p>
+    <w:p>
+      <w:pPr>
+        <w:pStyle w:val="ListParagraph"/>
+        <w:spacing w:line="240" w:lineRule="auto"/>
+        <w:ind w:left="1080" w:right="-563"/>
+      </w:pPr>
+      <w:r>
+        <w:t>&lt;</w:t>
+      </w:r>
+      <w:proofErr w:type="gramStart"/>
+      <w:r>
+        <w:t>html</w:t>
+      </w:r>
+      <w:proofErr w:type="gramEnd"/>
+      <w:r>
+        <w:t>&gt;</w:t>
+      </w:r>
+    </w:p>
+    <w:p>
+      <w:pPr>
+        <w:pStyle w:val="ListParagraph"/>
+        <w:spacing w:line="240" w:lineRule="auto"/>
+        <w:ind w:left="1080" w:right="-563"/>
+      </w:pPr>
+      <w:r>
+        <w:t>&lt;</w:t>
+      </w:r>
+      <w:proofErr w:type="gramStart"/>
+      <w:r>
+        <w:t>head</w:t>
+      </w:r>
+      <w:proofErr w:type="gramEnd"/>
+      <w:r>
+        <w:t>&gt;</w:t>
+      </w:r>
+    </w:p>
+    <w:p>
+      <w:pPr>
+        <w:pStyle w:val="ListParagraph"/>
+        <w:spacing w:line="240" w:lineRule="auto"/>
+        <w:ind w:left="1080" w:right="-563"/>
+      </w:pPr>
+      <w:r>
+        <w:t xml:space="preserve">    &lt;</w:t>
+      </w:r>
+      <w:proofErr w:type="gramStart"/>
+      <w:r>
+        <w:t>title&gt;</w:t>
+      </w:r>
+      <w:proofErr w:type="gramEnd"/>
+      <w:r>
+        <w:t>Stopwatch&lt;/title&gt;</w:t>
+      </w:r>
+    </w:p>
+    <w:p>
+      <w:pPr>
+        <w:pStyle w:val="ListParagraph"/>
+        <w:spacing w:line="240" w:lineRule="auto"/>
+        <w:ind w:left="1080" w:right="-563"/>
+      </w:pPr>
+      <w:r>
+        <w:t>&lt;/head&gt;</w:t>
+      </w:r>
+    </w:p>
+    <w:p>
+      <w:pPr>
+        <w:pStyle w:val="ListParagraph"/>
+        <w:spacing w:line="240" w:lineRule="auto"/>
+        <w:ind w:left="1080" w:right="-563"/>
+      </w:pPr>
+      <w:r>
+        <w:t>&lt;</w:t>
+      </w:r>
+      <w:proofErr w:type="gramStart"/>
+      <w:r>
+        <w:t>body</w:t>
+      </w:r>
+      <w:proofErr w:type="gramEnd"/>
+      <w:r>
+        <w:t>&gt;</w:t>
+      </w:r>
+    </w:p>
+    <w:p>
+      <w:pPr>
+        <w:pStyle w:val="ListParagraph"/>
+        <w:spacing w:line="240" w:lineRule="auto"/>
+        <w:ind w:left="1080" w:right="-563"/>
+      </w:pPr>
+    </w:p>
+    <w:p>
+      <w:pPr>
+        <w:pStyle w:val="ListParagraph"/>
+        <w:spacing w:line="240" w:lineRule="auto"/>
+        <w:ind w:left="1080" w:right="-563"/>
+      </w:pPr>
+      <w:r>
+        <w:t xml:space="preserve">    &lt;h2 id="display"&gt;00:00:00&lt;/h2&gt;</w:t>
+      </w:r>
+    </w:p>
+    <w:p>
+      <w:pPr>
+        <w:pStyle w:val="ListParagraph"/>
+        <w:spacing w:line="240" w:lineRule="auto"/>
+        <w:ind w:left="1080" w:right="-563"/>
+      </w:pPr>
+    </w:p>
+    <w:p>
+      <w:pPr>
+        <w:pStyle w:val="ListParagraph"/>
+        <w:spacing w:line="240" w:lineRule="auto"/>
+        <w:ind w:left="1080" w:right="-563"/>
+      </w:pPr>
+      <w:r>
+        <w:t xml:space="preserve">    &lt;button id="</w:t>
+      </w:r>
+      <w:proofErr w:type="spellStart"/>
+      <w:r>
+        <w:t>startBtn</w:t>
+      </w:r>
+      <w:proofErr w:type="spellEnd"/>
+      <w:r>
+        <w:t xml:space="preserve">" </w:t>
+      </w:r>
+      <w:proofErr w:type="spellStart"/>
+      <w:r>
+        <w:t>onclick</w:t>
+      </w:r>
+      <w:proofErr w:type="spellEnd"/>
+      <w:r>
+        <w:t>="</w:t>
+      </w:r>
+      <w:proofErr w:type="gramStart"/>
+      <w:r>
+        <w:t>start(</w:t>
+      </w:r>
+      <w:proofErr w:type="gramEnd"/>
+      <w:r>
+        <w:t>)"&gt;Start&lt;/button&gt;</w:t>
+      </w:r>
+    </w:p>
+    <w:p>
+      <w:pPr>
+        <w:pStyle w:val="ListParagraph"/>
+        <w:spacing w:line="240" w:lineRule="auto"/>
+        <w:ind w:left="1080" w:right="-563"/>
+      </w:pPr>
+      <w:r>
+        <w:t xml:space="preserve">    &lt;button id="</w:t>
+      </w:r>
+      <w:proofErr w:type="spellStart"/>
+      <w:r>
+        <w:t>stopBtn</w:t>
+      </w:r>
+      <w:proofErr w:type="spellEnd"/>
+      <w:r>
+        <w:t xml:space="preserve">" </w:t>
+      </w:r>
+      <w:proofErr w:type="spellStart"/>
+      <w:r>
+        <w:t>onclick</w:t>
+      </w:r>
+      <w:proofErr w:type="spellEnd"/>
+      <w:r>
+        <w:t>="</w:t>
+      </w:r>
+      <w:proofErr w:type="gramStart"/>
+      <w:r>
+        <w:t>stop(</w:t>
+      </w:r>
+      <w:proofErr w:type="gramEnd"/>
+      <w:r>
+        <w:t>)" disabled&gt;Stop&lt;/button&gt;</w:t>
+      </w:r>
+    </w:p>
+    <w:p>
+      <w:pPr>
+        <w:pStyle w:val="ListParagraph"/>
+        <w:spacing w:line="240" w:lineRule="auto"/>
+        <w:ind w:left="1080" w:right="-563"/>
+      </w:pPr>
+      <w:r>
+        <w:t xml:space="preserve">    &lt;button </w:t>
+      </w:r>
+      <w:proofErr w:type="spellStart"/>
+      <w:r>
+        <w:t>onclick</w:t>
+      </w:r>
+      <w:proofErr w:type="spellEnd"/>
+      <w:r>
+        <w:t>="</w:t>
+      </w:r>
+      <w:proofErr w:type="gramStart"/>
+      <w:r>
+        <w:t>reset(</w:t>
+      </w:r>
+      <w:proofErr w:type="gramEnd"/>
+      <w:r>
+        <w:t>)"&gt;Reset&lt;/button&gt;</w:t>
+      </w:r>
+    </w:p>
+    <w:p>
+      <w:pPr>
+        <w:pStyle w:val="ListParagraph"/>
+        <w:spacing w:line="240" w:lineRule="auto"/>
+        <w:ind w:left="1080" w:right="-563"/>
+      </w:pPr>
+    </w:p>
+    <w:p>
+      <w:pPr>
+        <w:pStyle w:val="ListParagraph"/>
+        <w:spacing w:line="240" w:lineRule="auto"/>
+        <w:ind w:left="1080" w:right="-563"/>
+      </w:pPr>
+      <w:r>
+        <w:t xml:space="preserve">    &lt;</w:t>
+      </w:r>
+      <w:proofErr w:type="gramStart"/>
+      <w:r>
+        <w:t>script</w:t>
+      </w:r>
+      <w:proofErr w:type="gramEnd"/>
+      <w:r>
+        <w:t>&gt;</w:t>
+      </w:r>
+    </w:p>
+    <w:p>
+      <w:pPr>
+        <w:pStyle w:val="ListParagraph"/>
+        <w:spacing w:line="240" w:lineRule="auto"/>
+        <w:ind w:left="1080" w:right="-563"/>
+      </w:pPr>
+      <w:r>
+        <w:t xml:space="preserve">        </w:t>
+      </w:r>
+      <w:proofErr w:type="gramStart"/>
+      <w:r>
+        <w:t>let</w:t>
+      </w:r>
+      <w:proofErr w:type="gramEnd"/>
+      <w:r>
+        <w:t xml:space="preserve"> hours = 0;</w:t>
+      </w:r>
+    </w:p>
+    <w:p>
+      <w:pPr>
+        <w:pStyle w:val="ListParagraph"/>
+        <w:spacing w:line="240" w:lineRule="auto"/>
+        <w:ind w:left="1080" w:right="-563"/>
+      </w:pPr>
+      <w:r>
+        <w:t xml:space="preserve">        </w:t>
+      </w:r>
+      <w:proofErr w:type="gramStart"/>
+      <w:r>
+        <w:t>let</w:t>
+      </w:r>
+      <w:proofErr w:type="gramEnd"/>
+      <w:r>
+        <w:t xml:space="preserve"> minutes = 0;</w:t>
+      </w:r>
+    </w:p>
+    <w:p>
+      <w:pPr>
+        <w:pStyle w:val="ListParagraph"/>
+        <w:spacing w:line="240" w:lineRule="auto"/>
+        <w:ind w:left="1080" w:right="-563"/>
+      </w:pPr>
+      <w:r>
+        <w:t xml:space="preserve">        </w:t>
+      </w:r>
+      <w:proofErr w:type="gramStart"/>
+      <w:r>
+        <w:t>let</w:t>
+      </w:r>
+      <w:proofErr w:type="gramEnd"/>
+      <w:r>
+        <w:t xml:space="preserve"> seconds = 0;</w:t>
+      </w:r>
+    </w:p>
+    <w:p>
+      <w:pPr>
+        <w:pStyle w:val="ListParagraph"/>
+        <w:spacing w:line="240" w:lineRule="auto"/>
+        <w:ind w:left="1080" w:right="-563"/>
+      </w:pPr>
+      <w:r>
+        <w:t xml:space="preserve">        </w:t>
+      </w:r>
+      <w:proofErr w:type="gramStart"/>
+      <w:r>
+        <w:t>let</w:t>
+      </w:r>
+      <w:proofErr w:type="gramEnd"/>
+      <w:r>
+        <w:t xml:space="preserve"> timer = null;</w:t>
+      </w:r>
+    </w:p>
+    <w:p>
+      <w:pPr>
+        <w:pStyle w:val="ListParagraph"/>
+        <w:spacing w:line="240" w:lineRule="auto"/>
+        <w:ind w:left="1080" w:right="-563"/>
+      </w:pPr>
+    </w:p>
+    <w:p>
+      <w:pPr>
+        <w:pStyle w:val="ListParagraph"/>
+        <w:spacing w:line="240" w:lineRule="auto"/>
+        <w:ind w:left="1080" w:right="-563"/>
+      </w:pPr>
+      <w:r>
+        <w:t xml:space="preserve">        </w:t>
+      </w:r>
+      <w:proofErr w:type="gramStart"/>
+      <w:r>
+        <w:t>function</w:t>
+      </w:r>
+      <w:proofErr w:type="gramEnd"/>
+      <w:r>
+        <w:t xml:space="preserve"> </w:t>
+      </w:r>
+      <w:proofErr w:type="spellStart"/>
+      <w:r>
+        <w:t>updateDisplay</w:t>
+      </w:r>
+      <w:proofErr w:type="spellEnd"/>
+      <w:r>
+        <w:t>() {</w:t>
+      </w:r>
+    </w:p>
+    <w:p>
+      <w:pPr>
+        <w:pStyle w:val="ListParagraph"/>
+        <w:spacing w:line="240" w:lineRule="auto"/>
+        <w:ind w:left="1080" w:right="-563"/>
+      </w:pPr>
+      <w:r>
+        <w:t xml:space="preserve">            </w:t>
+      </w:r>
+      <w:proofErr w:type="gramStart"/>
+      <w:r>
+        <w:t>const</w:t>
+      </w:r>
+      <w:proofErr w:type="gramEnd"/>
+      <w:r>
+        <w:t xml:space="preserve"> h = String(hours).</w:t>
+      </w:r>
+      <w:proofErr w:type="spellStart"/>
+      <w:r>
+        <w:t>padStart</w:t>
+      </w:r>
+      <w:proofErr w:type="spellEnd"/>
+      <w:r>
+        <w:t>(2, '0');</w:t>
+      </w:r>
+    </w:p>
+    <w:p>
+      <w:pPr>
+        <w:pStyle w:val="ListParagraph"/>
+        <w:spacing w:line="240" w:lineRule="auto"/>
+        <w:ind w:left="1080" w:right="-563"/>
+      </w:pPr>
+      <w:r>
+        <w:t xml:space="preserve">            </w:t>
+      </w:r>
+      <w:proofErr w:type="gramStart"/>
+      <w:r>
+        <w:t>const</w:t>
+      </w:r>
+      <w:proofErr w:type="gramEnd"/>
+      <w:r>
+        <w:t xml:space="preserve"> m = String(minutes).</w:t>
+      </w:r>
+      <w:proofErr w:type="spellStart"/>
+      <w:r>
+        <w:t>padStart</w:t>
+      </w:r>
+      <w:proofErr w:type="spellEnd"/>
+      <w:r>
+        <w:t>(2, '0');</w:t>
+      </w:r>
+    </w:p>
+    <w:p>
+      <w:pPr>
+        <w:pStyle w:val="ListParagraph"/>
+        <w:spacing w:line="240" w:lineRule="auto"/>
+        <w:ind w:left="1080" w:right="-563"/>
+      </w:pPr>
+      <w:r>
+        <w:t xml:space="preserve">            </w:t>
+      </w:r>
+      <w:proofErr w:type="gramStart"/>
+      <w:r>
+        <w:t>const</w:t>
+      </w:r>
+      <w:proofErr w:type="gramEnd"/>
+      <w:r>
+        <w:t xml:space="preserve"> s = String(seconds).</w:t>
+      </w:r>
+      <w:proofErr w:type="spellStart"/>
+      <w:r>
+        <w:t>padStart</w:t>
+      </w:r>
+      <w:proofErr w:type="spellEnd"/>
+      <w:r>
+        <w:t>(2, '0');</w:t>
+      </w:r>
+    </w:p>
+    <w:p>
+      <w:pPr>
+        <w:pStyle w:val="ListParagraph"/>
+        <w:spacing w:line="240" w:lineRule="auto"/>
+        <w:ind w:left="1080" w:right="-563"/>
+      </w:pPr>
+      <w:r>
+        <w:t xml:space="preserve">            </w:t>
+      </w:r>
+      <w:proofErr w:type="spellStart"/>
+      <w:proofErr w:type="gramStart"/>
+      <w:r>
+        <w:t>document.getElementById</w:t>
+      </w:r>
+      <w:proofErr w:type="spellEnd"/>
+      <w:r>
+        <w:t>(</w:t>
+      </w:r>
+      <w:proofErr w:type="gramEnd"/>
+      <w:r>
+        <w:t>"display").</w:t>
+      </w:r>
+      <w:proofErr w:type="spellStart"/>
+      <w:r>
+        <w:t>innerText</w:t>
+      </w:r>
+      <w:proofErr w:type="spellEnd"/>
+      <w:r>
+        <w:t xml:space="preserve"> = `${h}:${m}:${s}`;</w:t>
+      </w:r>
+    </w:p>
+    <w:p>
+      <w:pPr>
+        <w:pStyle w:val="ListParagraph"/>
+        <w:spacing w:line="240" w:lineRule="auto"/>
+        <w:ind w:left="1080" w:right="-563"/>
+      </w:pPr>
+      <w:r>
+        <w:t xml:space="preserve">        }</w:t>
+      </w:r>
+    </w:p>
+    <w:p>
+      <w:pPr>
+        <w:pStyle w:val="ListParagraph"/>
+        <w:spacing w:line="240" w:lineRule="auto"/>
+        <w:ind w:left="1080" w:right="-563"/>
+      </w:pPr>
+    </w:p>
+    <w:p>
+      <w:pPr>
+        <w:pStyle w:val="ListParagraph"/>
+        <w:spacing w:line="240" w:lineRule="auto"/>
+        <w:ind w:left="1080" w:right="-563"/>
+      </w:pPr>
+      <w:r>
+        <w:t xml:space="preserve">        </w:t>
+      </w:r>
+      <w:proofErr w:type="gramStart"/>
+      <w:r>
+        <w:t>function</w:t>
+      </w:r>
+      <w:proofErr w:type="gramEnd"/>
+      <w:r>
+        <w:t xml:space="preserve"> start() {</w:t>
+      </w:r>
+    </w:p>
+    <w:p>
+      <w:pPr>
+        <w:pStyle w:val="ListParagraph"/>
+        <w:spacing w:line="240" w:lineRule="auto"/>
+        <w:ind w:left="1080" w:right="-563"/>
+      </w:pPr>
+      <w:r>
+        <w:t xml:space="preserve">            </w:t>
+      </w:r>
+      <w:proofErr w:type="gramStart"/>
+      <w:r>
+        <w:t>if</w:t>
+      </w:r>
+      <w:proofErr w:type="gramEnd"/>
+      <w:r>
+        <w:t xml:space="preserve"> (timer !== null) return;</w:t>
+      </w:r>
+    </w:p>
+    <w:p>
+      <w:pPr>
+        <w:pStyle w:val="ListParagraph"/>
+        <w:spacing w:line="240" w:lineRule="auto"/>
+        <w:ind w:left="1080" w:right="-563"/>
+      </w:pPr>
+    </w:p>
+    <w:p>
+      <w:pPr>
+        <w:pStyle w:val="ListParagraph"/>
+        <w:spacing w:line="240" w:lineRule="auto"/>
+        <w:ind w:left="1080" w:right="-563"/>
+      </w:pPr>
+      <w:r>
+        <w:t xml:space="preserve">            </w:t>
+      </w:r>
+      <w:proofErr w:type="gramStart"/>
+      <w:r>
+        <w:t>timer</w:t>
+      </w:r>
+      <w:proofErr w:type="gramEnd"/>
+      <w:r>
+        <w:t xml:space="preserve"> = </w:t>
+      </w:r>
+      <w:proofErr w:type="spellStart"/>
+      <w:r>
+        <w:t>setInterval</w:t>
+      </w:r>
+      <w:proofErr w:type="spellEnd"/>
+      <w:r>
+        <w:t>(() =&gt; {</w:t>
+      </w:r>
+    </w:p>
+    <w:p>
+      <w:pPr>
+        <w:pStyle w:val="ListParagraph"/>
+        <w:spacing w:line="240" w:lineRule="auto"/>
+        <w:ind w:left="1080" w:right="-563"/>
+      </w:pPr>
+      <w:r>
+        <w:t xml:space="preserve">                </w:t>
+      </w:r>
+      <w:proofErr w:type="gramStart"/>
+      <w:r>
+        <w:t>seconds</w:t>
+      </w:r>
+      <w:proofErr w:type="gramEnd"/>
+      <w:r>
+        <w:t>++;</w:t>
+      </w:r>
+    </w:p>
+    <w:p>
+      <w:pPr>
+        <w:pStyle w:val="ListParagraph"/>
+        <w:spacing w:line="240" w:lineRule="auto"/>
+        <w:ind w:left="1080" w:right="-563"/>
+      </w:pPr>
+    </w:p>
+    <w:p>
+      <w:pPr>
+        <w:pStyle w:val="ListParagraph"/>
+        <w:spacing w:line="240" w:lineRule="auto"/>
+        <w:ind w:left="1080" w:right="-563"/>
+      </w:pPr>
+      <w:r>
+        <w:t xml:space="preserve">                </w:t>
+      </w:r>
+      <w:proofErr w:type="gramStart"/>
+      <w:r>
+        <w:t>if</w:t>
+      </w:r>
+      <w:proofErr w:type="gramEnd"/>
+      <w:r>
+        <w:t xml:space="preserve"> (seconds === 60) {</w:t>
+      </w:r>
+    </w:p>
+    <w:p>
+      <w:pPr>
+        <w:pStyle w:val="ListParagraph"/>
+        <w:spacing w:line="240" w:lineRule="auto"/>
+        <w:ind w:left="1080" w:right="-563"/>
+      </w:pPr>
+      <w:r>
+        <w:t xml:space="preserve">                    </w:t>
+      </w:r>
+      <w:proofErr w:type="gramStart"/>
+      <w:r>
+        <w:t>seconds</w:t>
+      </w:r>
+      <w:proofErr w:type="gramEnd"/>
+      <w:r>
+        <w:t xml:space="preserve"> = 0;</w:t>
+      </w:r>
+    </w:p>
+    <w:p>
+      <w:pPr>
+        <w:pStyle w:val="ListParagraph"/>
+        <w:spacing w:line="240" w:lineRule="auto"/>
+        <w:ind w:left="1080" w:right="-563"/>
+      </w:pPr>
+      <w:r>
+        <w:t xml:space="preserve">                    </w:t>
+      </w:r>
+      <w:proofErr w:type="gramStart"/>
+      <w:r>
+        <w:t>minutes</w:t>
+      </w:r>
+      <w:proofErr w:type="gramEnd"/>
+      <w:r>
+        <w:t>++;</w:t>
+      </w:r>
+    </w:p>
+    <w:p>
+      <w:pPr>
+        <w:pStyle w:val="ListParagraph"/>
+        <w:spacing w:line="240" w:lineRule="auto"/>
+        <w:ind w:left="1080" w:right="-563"/>
+      </w:pPr>
+      <w:r>
+        <w:t xml:space="preserve">                }</w:t>
+      </w:r>
+    </w:p>
+    <w:p>
+      <w:pPr>
+        <w:pStyle w:val="ListParagraph"/>
+        <w:spacing w:line="240" w:lineRule="auto"/>
+        <w:ind w:left="1080" w:right="-563"/>
+      </w:pPr>
+    </w:p>
+    <w:p>
+      <w:pPr>
+        <w:pStyle w:val="ListParagraph"/>
+        <w:spacing w:line="240" w:lineRule="auto"/>
+        <w:ind w:left="1080" w:right="-563"/>
+      </w:pPr>
+      <w:r>
+        <w:t xml:space="preserve">                </w:t>
+      </w:r>
+      <w:proofErr w:type="gramStart"/>
+      <w:r>
+        <w:t>if</w:t>
+      </w:r>
+      <w:proofErr w:type="gramEnd"/>
+      <w:r>
+        <w:t xml:space="preserve"> (minutes === 60) {</w:t>
+      </w:r>
+    </w:p>
+    <w:p>
+      <w:pPr>
+        <w:pStyle w:val="ListParagraph"/>
+        <w:spacing w:line="240" w:lineRule="auto"/>
+        <w:ind w:left="1080" w:right="-563"/>
+      </w:pPr>
+      <w:r>
+        <w:t xml:space="preserve">                    </w:t>
+      </w:r>
+      <w:proofErr w:type="gramStart"/>
+      <w:r>
+        <w:t>minutes</w:t>
+      </w:r>
+      <w:proofErr w:type="gramEnd"/>
+      <w:r>
+        <w:t xml:space="preserve"> = 0;</w:t>
+      </w:r>
+    </w:p>
+    <w:p>
+      <w:pPr>
+        <w:pStyle w:val="ListParagraph"/>
+        <w:spacing w:line="240" w:lineRule="auto"/>
+        <w:ind w:left="1080" w:right="-563"/>
+      </w:pPr>
+      <w:r>
+        <w:t xml:space="preserve">                    </w:t>
+      </w:r>
+      <w:proofErr w:type="gramStart"/>
+      <w:r>
+        <w:t>hours</w:t>
+      </w:r>
+      <w:proofErr w:type="gramEnd"/>
+      <w:r>
+        <w:t>++;</w:t>
+      </w:r>
+    </w:p>
+    <w:p>
+      <w:pPr>
+        <w:pStyle w:val="ListParagraph"/>
+        <w:spacing w:line="240" w:lineRule="auto"/>
+        <w:ind w:left="1080" w:right="-563"/>
+      </w:pPr>
+      <w:r>
+        <w:t xml:space="preserve">                }</w:t>
+      </w:r>
+    </w:p>
+    <w:p>
+      <w:pPr>
+        <w:pStyle w:val="ListParagraph"/>
+        <w:spacing w:line="240" w:lineRule="auto"/>
+        <w:ind w:left="1080" w:right="-563"/>
+      </w:pPr>
+    </w:p>
+    <w:p>
+      <w:pPr>
+        <w:pStyle w:val="ListParagraph"/>
+        <w:spacing w:line="240" w:lineRule="auto"/>
+        <w:ind w:left="1080" w:right="-563"/>
+      </w:pPr>
+      <w:r>
+        <w:t xml:space="preserve">                </w:t>
+      </w:r>
+      <w:proofErr w:type="spellStart"/>
+      <w:proofErr w:type="gramStart"/>
+      <w:r>
+        <w:t>updateDisplay</w:t>
+      </w:r>
+      <w:proofErr w:type="spellEnd"/>
+      <w:r>
+        <w:t>(</w:t>
+      </w:r>
+      <w:proofErr w:type="gramEnd"/>
+      <w:r>
+        <w:t>);</w:t>
+      </w:r>
+    </w:p>
+    <w:p>
+      <w:pPr>
+        <w:pStyle w:val="ListParagraph"/>
+        <w:spacing w:line="240" w:lineRule="auto"/>
+        <w:ind w:left="1080" w:right="-563"/>
+      </w:pPr>
+      <w:r>
+        <w:t xml:space="preserve">            }, 1000);</w:t>
+      </w:r>
+    </w:p>
+    <w:p>
+      <w:pPr>
+        <w:pStyle w:val="ListParagraph"/>
+        <w:spacing w:line="240" w:lineRule="auto"/>
+        <w:ind w:left="1080" w:right="-563"/>
+      </w:pPr>
+    </w:p>
+    <w:p>
+      <w:pPr>
+        <w:pStyle w:val="ListParagraph"/>
+        <w:spacing w:line="240" w:lineRule="auto"/>
+        <w:ind w:left="1080" w:right="-563"/>
+      </w:pPr>
+      <w:r>
+        <w:t xml:space="preserve">            // Button state changes</w:t>
+      </w:r>
+    </w:p>
+    <w:p>
+      <w:pPr>
+        <w:pStyle w:val="ListParagraph"/>
+        <w:spacing w:line="240" w:lineRule="auto"/>
+        <w:ind w:left="1080" w:right="-563"/>
+      </w:pPr>
+      <w:r>
+        <w:t xml:space="preserve">            </w:t>
+      </w:r>
+      <w:proofErr w:type="spellStart"/>
+      <w:proofErr w:type="gramStart"/>
+      <w:r>
+        <w:t>document.getElementById</w:t>
+      </w:r>
+      <w:proofErr w:type="spellEnd"/>
+      <w:r>
+        <w:t>(</w:t>
+      </w:r>
+      <w:proofErr w:type="gramEnd"/>
+      <w:r>
+        <w:t>"</w:t>
+      </w:r>
+      <w:proofErr w:type="spellStart"/>
+      <w:r>
+        <w:t>startBtn</w:t>
+      </w:r>
+      <w:proofErr w:type="spellEnd"/>
+      <w:r>
+        <w:t>").disabled = true;</w:t>
+      </w:r>
+    </w:p>
+    <w:p>
+      <w:pPr>
+        <w:pStyle w:val="ListParagraph"/>
+        <w:spacing w:line="240" w:lineRule="auto"/>
+        <w:ind w:left="1080" w:right="-563"/>
+      </w:pPr>
+      <w:r>
+        <w:t xml:space="preserve">            </w:t>
+      </w:r>
+      <w:proofErr w:type="spellStart"/>
+      <w:proofErr w:type="gramStart"/>
+      <w:r>
+        <w:t>document.getElementById</w:t>
+      </w:r>
+      <w:proofErr w:type="spellEnd"/>
+      <w:r>
+        <w:t>(</w:t>
+      </w:r>
+      <w:proofErr w:type="gramEnd"/>
+      <w:r>
+        <w:t>"</w:t>
+      </w:r>
+      <w:proofErr w:type="spellStart"/>
+      <w:r>
+        <w:t>stopBtn</w:t>
+      </w:r>
+      <w:proofErr w:type="spellEnd"/>
+      <w:r>
+        <w:t>").disabled = false;</w:t>
+      </w:r>
+    </w:p>
+    <w:p>
+      <w:pPr>
+        <w:pStyle w:val="ListParagraph"/>
+        <w:spacing w:line="240" w:lineRule="auto"/>
+        <w:ind w:left="1080" w:right="-563"/>
+      </w:pPr>
+      <w:r>
+        <w:t xml:space="preserve">        }</w:t>
+      </w:r>
+    </w:p>
+    <w:p>
+      <w:pPr>
+        <w:pStyle w:val="ListParagraph"/>
+        <w:spacing w:line="240" w:lineRule="auto"/>
+        <w:ind w:left="1080" w:right="-563"/>
+      </w:pPr>
+    </w:p>
+    <w:p>
+      <w:pPr>
+        <w:pStyle w:val="ListParagraph"/>
+        <w:spacing w:line="240" w:lineRule="auto"/>
+        <w:ind w:left="1080" w:right="-563"/>
+      </w:pPr>
+      <w:r>
+        <w:t xml:space="preserve">        </w:t>
+      </w:r>
+      <w:proofErr w:type="gramStart"/>
+      <w:r>
+        <w:t>function</w:t>
+      </w:r>
+      <w:proofErr w:type="gramEnd"/>
+      <w:r>
+        <w:t xml:space="preserve"> stop() {</w:t>
+      </w:r>
+    </w:p>
+    <w:p>
+      <w:pPr>
+        <w:pStyle w:val="ListParagraph"/>
+        <w:spacing w:line="240" w:lineRule="auto"/>
+        <w:ind w:left="1080" w:right="-563"/>
+      </w:pPr>
+      <w:r>
+        <w:t xml:space="preserve">            </w:t>
+      </w:r>
+      <w:proofErr w:type="gramStart"/>
+      <w:r>
+        <w:t>if</w:t>
+      </w:r>
+      <w:proofErr w:type="gramEnd"/>
+      <w:r>
+        <w:t xml:space="preserve"> (timer === null) return;</w:t>
+      </w:r>
+    </w:p>
+    <w:p>
+      <w:pPr>
+        <w:pStyle w:val="ListParagraph"/>
+        <w:spacing w:line="240" w:lineRule="auto"/>
+        <w:ind w:left="1080" w:right="-563"/>
+      </w:pPr>
+    </w:p>
+    <w:p>
+      <w:pPr>
+        <w:pStyle w:val="ListParagraph"/>
+        <w:spacing w:line="240" w:lineRule="auto"/>
+        <w:ind w:left="1080" w:right="-563"/>
+      </w:pPr>
+      <w:r>
+        <w:t xml:space="preserve">            </w:t>
+      </w:r>
+      <w:proofErr w:type="spellStart"/>
+      <w:proofErr w:type="gramStart"/>
+      <w:r>
+        <w:t>clearInterval</w:t>
+      </w:r>
+      <w:proofErr w:type="spellEnd"/>
+      <w:r>
+        <w:t>(</w:t>
+      </w:r>
+      <w:proofErr w:type="gramEnd"/>
+      <w:r>
+        <w:t>timer);</w:t>
+      </w:r>
+    </w:p>
+    <w:p>
+      <w:pPr>
+        <w:pStyle w:val="ListParagraph"/>
+        <w:spacing w:line="240" w:lineRule="auto"/>
+        <w:ind w:left="1080" w:right="-563"/>
+      </w:pPr>
+      <w:r>
+        <w:t xml:space="preserve">            </w:t>
+      </w:r>
+      <w:proofErr w:type="gramStart"/>
+      <w:r>
+        <w:t>timer</w:t>
+      </w:r>
+      <w:proofErr w:type="gramEnd"/>
+      <w:r>
+        <w:t xml:space="preserve"> = null;</w:t>
+      </w:r>
+    </w:p>
+    <w:p>
+      <w:pPr>
+        <w:pStyle w:val="ListParagraph"/>
+        <w:spacing w:line="240" w:lineRule="auto"/>
+        <w:ind w:left="1080" w:right="-563"/>
+      </w:pPr>
+    </w:p>
+    <w:p>
+      <w:pPr>
+        <w:pStyle w:val="ListParagraph"/>
+        <w:spacing w:line="240" w:lineRule="auto"/>
+        <w:ind w:left="1080" w:right="-563"/>
+      </w:pPr>
+      <w:r>
+        <w:t xml:space="preserve">            // Button state changes</w:t>
+      </w:r>
+    </w:p>
+    <w:p>
+      <w:pPr>
+        <w:pStyle w:val="ListParagraph"/>
+        <w:spacing w:line="240" w:lineRule="auto"/>
+        <w:ind w:left="1080" w:right="-563"/>
+      </w:pPr>
+      <w:r>
+        <w:t xml:space="preserve">            </w:t>
+      </w:r>
+      <w:proofErr w:type="spellStart"/>
+      <w:proofErr w:type="gramStart"/>
+      <w:r>
+        <w:t>document.getElementById</w:t>
+      </w:r>
+      <w:proofErr w:type="spellEnd"/>
+      <w:r>
+        <w:t>(</w:t>
+      </w:r>
+      <w:proofErr w:type="gramEnd"/>
+      <w:r>
+        <w:t>"</w:t>
+      </w:r>
+      <w:proofErr w:type="spellStart"/>
+      <w:r>
+        <w:t>startBtn</w:t>
+      </w:r>
+      <w:proofErr w:type="spellEnd"/>
+      <w:r>
+        <w:t>").disabled = false;</w:t>
+      </w:r>
+    </w:p>
+    <w:p>
+      <w:pPr>
+        <w:pStyle w:val="ListParagraph"/>
+        <w:spacing w:line="240" w:lineRule="auto"/>
+        <w:ind w:left="1080" w:right="-563"/>
+      </w:pPr>
+      <w:r>
+        <w:t xml:space="preserve">            </w:t>
+      </w:r>
+      <w:proofErr w:type="spellStart"/>
+      <w:proofErr w:type="gramStart"/>
+      <w:r>
+        <w:t>document.getElementById</w:t>
+      </w:r>
+      <w:proofErr w:type="spellEnd"/>
+      <w:r>
+        <w:t>(</w:t>
+      </w:r>
+      <w:proofErr w:type="gramEnd"/>
+      <w:r>
+        <w:t>"</w:t>
+      </w:r>
+      <w:proofErr w:type="spellStart"/>
+      <w:r>
+        <w:t>stopBtn</w:t>
+      </w:r>
+      <w:proofErr w:type="spellEnd"/>
+      <w:r>
+        <w:t>").disabled = true;</w:t>
+      </w:r>
+    </w:p>
+    <w:p>
+      <w:pPr>
+        <w:pStyle w:val="ListParagraph"/>
+        <w:spacing w:line="240" w:lineRule="auto"/>
+        <w:ind w:left="1080" w:right="-563"/>
+      </w:pPr>
+      <w:r>
+        <w:t xml:space="preserve">        }</w:t>
+      </w:r>
+    </w:p>
+    <w:p>
+      <w:pPr>
+        <w:pStyle w:val="ListParagraph"/>
+        <w:spacing w:line="240" w:lineRule="auto"/>
+        <w:ind w:left="1080" w:right="-563"/>
+      </w:pPr>
+    </w:p>
+    <w:p>
+      <w:pPr>
+        <w:pStyle w:val="ListParagraph"/>
+        <w:spacing w:line="240" w:lineRule="auto"/>
+        <w:ind w:left="1080" w:right="-563"/>
+      </w:pPr>
+      <w:r>
+        <w:t xml:space="preserve">        </w:t>
+      </w:r>
+      <w:proofErr w:type="gramStart"/>
+      <w:r>
+        <w:t>function</w:t>
+      </w:r>
+      <w:proofErr w:type="gramEnd"/>
+      <w:r>
+        <w:t xml:space="preserve"> reset() {</w:t>
+      </w:r>
+    </w:p>
+    <w:p>
+      <w:pPr>
+        <w:pStyle w:val="ListParagraph"/>
+        <w:spacing w:line="240" w:lineRule="auto"/>
+        <w:ind w:left="1080" w:right="-563"/>
+      </w:pPr>
+      <w:r>
+        <w:t xml:space="preserve">            </w:t>
+      </w:r>
+      <w:proofErr w:type="gramStart"/>
+      <w:r>
+        <w:t>stop(</w:t>
+      </w:r>
+      <w:proofErr w:type="gramEnd"/>
+      <w:r>
+        <w:t>);</w:t>
+      </w:r>
+    </w:p>
+    <w:p>
+      <w:pPr>
+        <w:pStyle w:val="ListParagraph"/>
+        <w:spacing w:line="240" w:lineRule="auto"/>
+        <w:ind w:left="1080" w:right="-563"/>
+      </w:pPr>
+      <w:r>
+        <w:t xml:space="preserve">            </w:t>
+      </w:r>
+      <w:proofErr w:type="gramStart"/>
+      <w:r>
+        <w:t>hours</w:t>
+      </w:r>
+      <w:proofErr w:type="gramEnd"/>
+      <w:r>
+        <w:t xml:space="preserve"> = 0;</w:t>
+      </w:r>
+    </w:p>
+    <w:p>
+      <w:pPr>
+        <w:pStyle w:val="ListParagraph"/>
+        <w:spacing w:line="240" w:lineRule="auto"/>
+        <w:ind w:left="1080" w:right="-563"/>
+      </w:pPr>
+      <w:r>
+        <w:t xml:space="preserve">            </w:t>
+      </w:r>
+      <w:proofErr w:type="gramStart"/>
+      <w:r>
+        <w:t>minutes</w:t>
+      </w:r>
+      <w:proofErr w:type="gramEnd"/>
+      <w:r>
+        <w:t xml:space="preserve"> = 0;</w:t>
+      </w:r>
+    </w:p>
+    <w:p>
+      <w:pPr>
+        <w:pStyle w:val="ListParagraph"/>
+        <w:spacing w:line="240" w:lineRule="auto"/>
+        <w:ind w:left="1080" w:right="-563"/>
+      </w:pPr>
+      <w:r>
+        <w:t xml:space="preserve">            </w:t>
+      </w:r>
+      <w:proofErr w:type="gramStart"/>
+      <w:r>
+        <w:t>seconds</w:t>
+      </w:r>
+      <w:proofErr w:type="gramEnd"/>
+      <w:r>
+        <w:t xml:space="preserve"> = 0;</w:t>
+      </w:r>
+    </w:p>
+    <w:p>
+      <w:pPr>
+        <w:pStyle w:val="ListParagraph"/>
+        <w:spacing w:line="240" w:lineRule="auto"/>
+        <w:ind w:left="1080" w:right="-563"/>
+      </w:pPr>
+      <w:r>
+        <w:t xml:space="preserve">            </w:t>
+      </w:r>
+      <w:proofErr w:type="spellStart"/>
+      <w:proofErr w:type="gramStart"/>
+      <w:r>
+        <w:t>updateDisplay</w:t>
+      </w:r>
+      <w:proofErr w:type="spellEnd"/>
+      <w:r>
+        <w:t>(</w:t>
+      </w:r>
+      <w:proofErr w:type="gramEnd"/>
+      <w:r>
+        <w:t>);</w:t>
+      </w:r>
+    </w:p>
+    <w:p>
+      <w:pPr>
+        <w:pStyle w:val="ListParagraph"/>
+        <w:spacing w:line="240" w:lineRule="auto"/>
+        <w:ind w:left="1080" w:right="-563"/>
+      </w:pPr>
+      <w:r>
+        <w:t xml:space="preserve">        }</w:t>
+      </w:r>
+    </w:p>
+    <w:p>
+      <w:pPr>
+        <w:pStyle w:val="ListParagraph"/>
+        <w:spacing w:line="240" w:lineRule="auto"/>
+        <w:ind w:left="1080" w:right="-563"/>
+      </w:pPr>
+      <w:r>
+        <w:t xml:space="preserve">    &lt;/script&gt;</w:t>
+      </w:r>
+    </w:p>
+    <w:p>
+      <w:pPr>
+        <w:pStyle w:val="ListParagraph"/>
+        <w:spacing w:line="240" w:lineRule="auto"/>
+        <w:ind w:left="1080" w:right="-563"/>
+      </w:pPr>
+    </w:p>
+    <w:p>
+      <w:pPr>
+        <w:pStyle w:val="ListParagraph"/>
+        <w:spacing w:line="240" w:lineRule="auto"/>
+        <w:ind w:left="1080" w:right="-563"/>
+      </w:pPr>
+      <w:r>
+        <w:t>&lt;/body&gt;</w:t>
+      </w:r>
+    </w:p>
+    <w:p>
+      <w:pPr>
+        <w:pStyle w:val="ListParagraph"/>
+        <w:spacing w:line="240" w:lineRule="auto"/>
+        <w:ind w:left="1080" w:right="-563"/>
+      </w:pPr>
+      <w:r>
+        <w:t>&lt;/html&gt;</w:t>
       </w:r>
     </w:p>
     <w:p>
@@ -22053,21 +23891,951 @@
         </w:numPr>
         <w:spacing w:line="240" w:lineRule="auto"/>
         <w:ind w:right="-563"/>
-      </w:pPr>
-      <w:r>
-        <w:t>Create a counter whose value increases with every second. It should have a increment, Start, Stop, Reset and Decrement Button</w:t>
-      </w:r>
-    </w:p>
-    <w:p>
-      <w:pPr>
-        <w:pStyle w:val="ListParagraph"/>
-        <w:numPr>
-          <w:ilvl w:val="0"/>
-          <w:numId w:val="37"/>
-        </w:numPr>
-        <w:spacing w:line="240" w:lineRule="auto"/>
-        <w:ind w:right="-563"/>
-      </w:pPr>
+        <w:rPr>
+          <w:b/>
+          <w:bCs/>
+        </w:rPr>
+      </w:pPr>
+      <w:r>
+        <w:rPr>
+          <w:b/>
+          <w:bCs/>
+        </w:rPr>
+        <w:t xml:space="preserve">Create a counter whose value increases with every second. It should have a Start, Stop, Reset and </w:t>
+      </w:r>
+      <w:r>
+        <w:rPr>
+          <w:b/>
+          <w:bCs/>
+        </w:rPr>
+        <w:t>Increment (value should increase every second</w:t>
+      </w:r>
+      <w:proofErr w:type="gramStart"/>
+      <w:r>
+        <w:rPr>
+          <w:b/>
+          <w:bCs/>
+        </w:rPr>
+        <w:t>)&amp;</w:t>
+      </w:r>
+      <w:proofErr w:type="gramEnd"/>
+      <w:r>
+        <w:rPr>
+          <w:b/>
+          <w:bCs/>
+        </w:rPr>
+        <w:t xml:space="preserve"> </w:t>
+      </w:r>
+      <w:r>
+        <w:rPr>
+          <w:b/>
+          <w:bCs/>
+        </w:rPr>
+        <w:t>Decrement Button</w:t>
+      </w:r>
+      <w:r>
+        <w:rPr>
+          <w:b/>
+          <w:bCs/>
+        </w:rPr>
+        <w:t>(value should decrease every second).</w:t>
+      </w:r>
+    </w:p>
+    <w:p>
+      <w:pPr>
+        <w:pStyle w:val="ListParagraph"/>
+        <w:spacing w:line="240" w:lineRule="auto"/>
+        <w:ind w:left="1080" w:right="-563"/>
+      </w:pPr>
+      <w:proofErr w:type="gramStart"/>
+      <w:r>
+        <w:t>&lt;!DOCTYPE</w:t>
+      </w:r>
+      <w:proofErr w:type="gramEnd"/>
+      <w:r>
+        <w:t xml:space="preserve"> html&gt;</w:t>
+      </w:r>
+    </w:p>
+    <w:p>
+      <w:pPr>
+        <w:pStyle w:val="ListParagraph"/>
+        <w:spacing w:line="240" w:lineRule="auto"/>
+        <w:ind w:left="1080" w:right="-563"/>
+      </w:pPr>
+      <w:r>
+        <w:t>&lt;</w:t>
+      </w:r>
+      <w:proofErr w:type="gramStart"/>
+      <w:r>
+        <w:t>html</w:t>
+      </w:r>
+      <w:proofErr w:type="gramEnd"/>
+      <w:r>
+        <w:t>&gt;</w:t>
+      </w:r>
+    </w:p>
+    <w:p>
+      <w:pPr>
+        <w:pStyle w:val="ListParagraph"/>
+        <w:spacing w:line="240" w:lineRule="auto"/>
+        <w:ind w:left="1080" w:right="-563"/>
+      </w:pPr>
+      <w:r>
+        <w:t>&lt;</w:t>
+      </w:r>
+      <w:proofErr w:type="gramStart"/>
+      <w:r>
+        <w:t>head</w:t>
+      </w:r>
+      <w:proofErr w:type="gramEnd"/>
+      <w:r>
+        <w:t>&gt;</w:t>
+      </w:r>
+    </w:p>
+    <w:p>
+      <w:pPr>
+        <w:pStyle w:val="ListParagraph"/>
+        <w:spacing w:line="240" w:lineRule="auto"/>
+        <w:ind w:left="1080" w:right="-563"/>
+      </w:pPr>
+      <w:r>
+        <w:t xml:space="preserve">    &lt;</w:t>
+      </w:r>
+      <w:proofErr w:type="gramStart"/>
+      <w:r>
+        <w:t>title&gt;</w:t>
+      </w:r>
+      <w:proofErr w:type="gramEnd"/>
+      <w:r>
+        <w:t>Counter&lt;/title&gt;</w:t>
+      </w:r>
+    </w:p>
+    <w:p>
+      <w:pPr>
+        <w:pStyle w:val="ListParagraph"/>
+        <w:spacing w:line="240" w:lineRule="auto"/>
+        <w:ind w:left="1080" w:right="-563"/>
+      </w:pPr>
+      <w:r>
+        <w:t>&lt;/head&gt;</w:t>
+      </w:r>
+    </w:p>
+    <w:p>
+      <w:pPr>
+        <w:pStyle w:val="ListParagraph"/>
+        <w:spacing w:line="240" w:lineRule="auto"/>
+        <w:ind w:left="1080" w:right="-563"/>
+      </w:pPr>
+      <w:r>
+        <w:t>&lt;</w:t>
+      </w:r>
+      <w:proofErr w:type="gramStart"/>
+      <w:r>
+        <w:t>body</w:t>
+      </w:r>
+      <w:proofErr w:type="gramEnd"/>
+      <w:r>
+        <w:t>&gt;</w:t>
+      </w:r>
+    </w:p>
+    <w:p>
+      <w:pPr>
+        <w:pStyle w:val="ListParagraph"/>
+        <w:spacing w:line="240" w:lineRule="auto"/>
+        <w:ind w:left="1080" w:right="-563"/>
+      </w:pPr>
+    </w:p>
+    <w:p>
+      <w:pPr>
+        <w:pStyle w:val="ListParagraph"/>
+        <w:spacing w:line="240" w:lineRule="auto"/>
+        <w:ind w:left="1080" w:right="-563"/>
+      </w:pPr>
+      <w:r>
+        <w:t xml:space="preserve">    &lt;h2 id="counter"&gt;0&lt;/h2&gt;</w:t>
+      </w:r>
+    </w:p>
+    <w:p>
+      <w:pPr>
+        <w:pStyle w:val="ListParagraph"/>
+        <w:spacing w:line="240" w:lineRule="auto"/>
+        <w:ind w:left="1080" w:right="-563"/>
+      </w:pPr>
+    </w:p>
+    <w:p>
+      <w:pPr>
+        <w:pStyle w:val="ListParagraph"/>
+        <w:spacing w:line="240" w:lineRule="auto"/>
+        <w:ind w:left="1080" w:right="-563"/>
+      </w:pPr>
+      <w:r>
+        <w:t xml:space="preserve">    &lt;button </w:t>
+      </w:r>
+      <w:proofErr w:type="spellStart"/>
+      <w:r>
+        <w:t>onclick</w:t>
+      </w:r>
+      <w:proofErr w:type="spellEnd"/>
+      <w:r>
+        <w:t>="</w:t>
+      </w:r>
+      <w:proofErr w:type="spellStart"/>
+      <w:proofErr w:type="gramStart"/>
+      <w:r>
+        <w:t>startIncrement</w:t>
+      </w:r>
+      <w:proofErr w:type="spellEnd"/>
+      <w:r>
+        <w:t>(</w:t>
+      </w:r>
+      <w:proofErr w:type="gramEnd"/>
+      <w:r>
+        <w:t>)"&gt;Start / Increment&lt;/button&gt;</w:t>
+      </w:r>
+    </w:p>
+    <w:p>
+      <w:pPr>
+        <w:pStyle w:val="ListParagraph"/>
+        <w:spacing w:line="240" w:lineRule="auto"/>
+        <w:ind w:left="1080" w:right="-563"/>
+      </w:pPr>
+      <w:r>
+        <w:t xml:space="preserve">    &lt;button </w:t>
+      </w:r>
+      <w:proofErr w:type="spellStart"/>
+      <w:r>
+        <w:t>onclick</w:t>
+      </w:r>
+      <w:proofErr w:type="spellEnd"/>
+      <w:r>
+        <w:t>="</w:t>
+      </w:r>
+      <w:proofErr w:type="spellStart"/>
+      <w:proofErr w:type="gramStart"/>
+      <w:r>
+        <w:t>startDecrement</w:t>
+      </w:r>
+      <w:proofErr w:type="spellEnd"/>
+      <w:r>
+        <w:t>(</w:t>
+      </w:r>
+      <w:proofErr w:type="gramEnd"/>
+      <w:r>
+        <w:t>)"&gt;Decrement&lt;/button&gt;</w:t>
+      </w:r>
+    </w:p>
+    <w:p>
+      <w:pPr>
+        <w:pStyle w:val="ListParagraph"/>
+        <w:spacing w:line="240" w:lineRule="auto"/>
+        <w:ind w:left="1080" w:right="-563"/>
+      </w:pPr>
+      <w:r>
+        <w:t xml:space="preserve">    &lt;button </w:t>
+      </w:r>
+      <w:proofErr w:type="spellStart"/>
+      <w:r>
+        <w:t>onclick</w:t>
+      </w:r>
+      <w:proofErr w:type="spellEnd"/>
+      <w:r>
+        <w:t>="</w:t>
+      </w:r>
+      <w:proofErr w:type="gramStart"/>
+      <w:r>
+        <w:t>stop(</w:t>
+      </w:r>
+      <w:proofErr w:type="gramEnd"/>
+      <w:r>
+        <w:t>)"&gt;Stop&lt;/button&gt;</w:t>
+      </w:r>
+    </w:p>
+    <w:p>
+      <w:pPr>
+        <w:pStyle w:val="ListParagraph"/>
+        <w:spacing w:line="240" w:lineRule="auto"/>
+        <w:ind w:left="1080" w:right="-563"/>
+      </w:pPr>
+      <w:r>
+        <w:t xml:space="preserve">    &lt;button </w:t>
+      </w:r>
+      <w:proofErr w:type="spellStart"/>
+      <w:r>
+        <w:t>onclick</w:t>
+      </w:r>
+      <w:proofErr w:type="spellEnd"/>
+      <w:r>
+        <w:t>="</w:t>
+      </w:r>
+      <w:proofErr w:type="gramStart"/>
+      <w:r>
+        <w:t>reset(</w:t>
+      </w:r>
+      <w:proofErr w:type="gramEnd"/>
+      <w:r>
+        <w:t>)"&gt;Reset&lt;/button&gt;</w:t>
+      </w:r>
+    </w:p>
+    <w:p>
+      <w:pPr>
+        <w:pStyle w:val="ListParagraph"/>
+        <w:spacing w:line="240" w:lineRule="auto"/>
+        <w:ind w:left="1080" w:right="-563"/>
+      </w:pPr>
+    </w:p>
+    <w:p>
+      <w:pPr>
+        <w:pStyle w:val="ListParagraph"/>
+        <w:spacing w:line="240" w:lineRule="auto"/>
+        <w:ind w:left="1080" w:right="-563"/>
+      </w:pPr>
+      <w:r>
+        <w:t xml:space="preserve">    &lt;</w:t>
+      </w:r>
+      <w:proofErr w:type="gramStart"/>
+      <w:r>
+        <w:t>script</w:t>
+      </w:r>
+      <w:proofErr w:type="gramEnd"/>
+      <w:r>
+        <w:t>&gt;</w:t>
+      </w:r>
+    </w:p>
+    <w:p>
+      <w:pPr>
+        <w:pStyle w:val="ListParagraph"/>
+        <w:spacing w:line="240" w:lineRule="auto"/>
+        <w:ind w:left="1080" w:right="-563"/>
+      </w:pPr>
+      <w:r>
+        <w:t xml:space="preserve">        </w:t>
+      </w:r>
+      <w:proofErr w:type="gramStart"/>
+      <w:r>
+        <w:t>let</w:t>
+      </w:r>
+      <w:proofErr w:type="gramEnd"/>
+      <w:r>
+        <w:t xml:space="preserve"> count = 0;</w:t>
+      </w:r>
+    </w:p>
+    <w:p>
+      <w:pPr>
+        <w:pStyle w:val="ListParagraph"/>
+        <w:spacing w:line="240" w:lineRule="auto"/>
+        <w:ind w:left="1080" w:right="-563"/>
+      </w:pPr>
+      <w:r>
+        <w:t xml:space="preserve">        </w:t>
+      </w:r>
+      <w:proofErr w:type="gramStart"/>
+      <w:r>
+        <w:t>let</w:t>
+      </w:r>
+      <w:proofErr w:type="gramEnd"/>
+      <w:r>
+        <w:t xml:space="preserve"> timer = null;</w:t>
+      </w:r>
+    </w:p>
+    <w:p>
+      <w:pPr>
+        <w:pStyle w:val="ListParagraph"/>
+        <w:spacing w:line="240" w:lineRule="auto"/>
+        <w:ind w:left="1080" w:right="-563"/>
+      </w:pPr>
+    </w:p>
+    <w:p>
+      <w:pPr>
+        <w:pStyle w:val="ListParagraph"/>
+        <w:spacing w:line="240" w:lineRule="auto"/>
+        <w:ind w:left="1080" w:right="-563"/>
+      </w:pPr>
+      <w:r>
+        <w:lastRenderedPageBreak/>
+        <w:t xml:space="preserve">        </w:t>
+      </w:r>
+      <w:proofErr w:type="gramStart"/>
+      <w:r>
+        <w:t>function</w:t>
+      </w:r>
+      <w:proofErr w:type="gramEnd"/>
+      <w:r>
+        <w:t xml:space="preserve"> </w:t>
+      </w:r>
+      <w:proofErr w:type="spellStart"/>
+      <w:r>
+        <w:t>updateDisplay</w:t>
+      </w:r>
+      <w:proofErr w:type="spellEnd"/>
+      <w:r>
+        <w:t>() {</w:t>
+      </w:r>
+    </w:p>
+    <w:p>
+      <w:pPr>
+        <w:pStyle w:val="ListParagraph"/>
+        <w:spacing w:line="240" w:lineRule="auto"/>
+        <w:ind w:left="1080" w:right="-563"/>
+      </w:pPr>
+      <w:r>
+        <w:t xml:space="preserve">            </w:t>
+      </w:r>
+      <w:proofErr w:type="spellStart"/>
+      <w:proofErr w:type="gramStart"/>
+      <w:r>
+        <w:t>document.getElementById</w:t>
+      </w:r>
+      <w:proofErr w:type="spellEnd"/>
+      <w:r>
+        <w:t>(</w:t>
+      </w:r>
+      <w:proofErr w:type="gramEnd"/>
+      <w:r>
+        <w:t>"counter").</w:t>
+      </w:r>
+      <w:proofErr w:type="spellStart"/>
+      <w:r>
+        <w:t>innerText</w:t>
+      </w:r>
+      <w:proofErr w:type="spellEnd"/>
+      <w:r>
+        <w:t xml:space="preserve"> = count;</w:t>
+      </w:r>
+    </w:p>
+    <w:p>
+      <w:pPr>
+        <w:pStyle w:val="ListParagraph"/>
+        <w:spacing w:line="240" w:lineRule="auto"/>
+        <w:ind w:left="1080" w:right="-563"/>
+      </w:pPr>
+      <w:r>
+        <w:t xml:space="preserve">        }</w:t>
+      </w:r>
+    </w:p>
+    <w:p>
+      <w:pPr>
+        <w:pStyle w:val="ListParagraph"/>
+        <w:spacing w:line="240" w:lineRule="auto"/>
+        <w:ind w:left="1080" w:right="-563"/>
+      </w:pPr>
+    </w:p>
+    <w:p>
+      <w:pPr>
+        <w:pStyle w:val="ListParagraph"/>
+        <w:spacing w:line="240" w:lineRule="auto"/>
+        <w:ind w:left="1080" w:right="-563"/>
+      </w:pPr>
+      <w:r>
+        <w:t xml:space="preserve">        </w:t>
+      </w:r>
+      <w:proofErr w:type="gramStart"/>
+      <w:r>
+        <w:t>function</w:t>
+      </w:r>
+      <w:proofErr w:type="gramEnd"/>
+      <w:r>
+        <w:t xml:space="preserve"> </w:t>
+      </w:r>
+      <w:proofErr w:type="spellStart"/>
+      <w:r>
+        <w:t>startIncrement</w:t>
+      </w:r>
+      <w:proofErr w:type="spellEnd"/>
+      <w:r>
+        <w:t>() {</w:t>
+      </w:r>
+    </w:p>
+    <w:p>
+      <w:pPr>
+        <w:pStyle w:val="ListParagraph"/>
+        <w:spacing w:line="240" w:lineRule="auto"/>
+        <w:ind w:left="1080" w:right="-563"/>
+      </w:pPr>
+      <w:r>
+        <w:t xml:space="preserve">            </w:t>
+      </w:r>
+      <w:proofErr w:type="gramStart"/>
+      <w:r>
+        <w:t>if</w:t>
+      </w:r>
+      <w:proofErr w:type="gramEnd"/>
+      <w:r>
+        <w:t xml:space="preserve"> (timer !== null) return;</w:t>
+      </w:r>
+    </w:p>
+    <w:p>
+      <w:pPr>
+        <w:pStyle w:val="ListParagraph"/>
+        <w:spacing w:line="240" w:lineRule="auto"/>
+        <w:ind w:left="1080" w:right="-563"/>
+      </w:pPr>
+    </w:p>
+    <w:p>
+      <w:pPr>
+        <w:pStyle w:val="ListParagraph"/>
+        <w:spacing w:line="240" w:lineRule="auto"/>
+        <w:ind w:left="1080" w:right="-563"/>
+      </w:pPr>
+      <w:r>
+        <w:t xml:space="preserve">            </w:t>
+      </w:r>
+      <w:proofErr w:type="gramStart"/>
+      <w:r>
+        <w:t>timer</w:t>
+      </w:r>
+      <w:proofErr w:type="gramEnd"/>
+      <w:r>
+        <w:t xml:space="preserve"> = </w:t>
+      </w:r>
+      <w:proofErr w:type="spellStart"/>
+      <w:r>
+        <w:t>setInterval</w:t>
+      </w:r>
+      <w:proofErr w:type="spellEnd"/>
+      <w:r>
+        <w:t>(() =&gt; {</w:t>
+      </w:r>
+    </w:p>
+    <w:p>
+      <w:pPr>
+        <w:pStyle w:val="ListParagraph"/>
+        <w:spacing w:line="240" w:lineRule="auto"/>
+        <w:ind w:left="1080" w:right="-563"/>
+      </w:pPr>
+      <w:r>
+        <w:t xml:space="preserve">                </w:t>
+      </w:r>
+      <w:proofErr w:type="gramStart"/>
+      <w:r>
+        <w:t>count</w:t>
+      </w:r>
+      <w:proofErr w:type="gramEnd"/>
+      <w:r>
+        <w:t>++;</w:t>
+      </w:r>
+    </w:p>
+    <w:p>
+      <w:pPr>
+        <w:pStyle w:val="ListParagraph"/>
+        <w:spacing w:line="240" w:lineRule="auto"/>
+        <w:ind w:left="1080" w:right="-563"/>
+      </w:pPr>
+      <w:r>
+        <w:t xml:space="preserve">                </w:t>
+      </w:r>
+      <w:proofErr w:type="spellStart"/>
+      <w:proofErr w:type="gramStart"/>
+      <w:r>
+        <w:t>updateDisplay</w:t>
+      </w:r>
+      <w:proofErr w:type="spellEnd"/>
+      <w:r>
+        <w:t>(</w:t>
+      </w:r>
+      <w:proofErr w:type="gramEnd"/>
+      <w:r>
+        <w:t>);</w:t>
+      </w:r>
+    </w:p>
+    <w:p>
+      <w:pPr>
+        <w:pStyle w:val="ListParagraph"/>
+        <w:spacing w:line="240" w:lineRule="auto"/>
+        <w:ind w:left="1080" w:right="-563"/>
+      </w:pPr>
+      <w:r>
+        <w:t xml:space="preserve">            }, 1000);</w:t>
+      </w:r>
+    </w:p>
+    <w:p>
+      <w:pPr>
+        <w:pStyle w:val="ListParagraph"/>
+        <w:spacing w:line="240" w:lineRule="auto"/>
+        <w:ind w:left="1080" w:right="-563"/>
+      </w:pPr>
+      <w:r>
+        <w:t xml:space="preserve">        }</w:t>
+      </w:r>
+    </w:p>
+    <w:p>
+      <w:pPr>
+        <w:pStyle w:val="ListParagraph"/>
+        <w:spacing w:line="240" w:lineRule="auto"/>
+        <w:ind w:left="1080" w:right="-563"/>
+      </w:pPr>
+    </w:p>
+    <w:p>
+      <w:pPr>
+        <w:pStyle w:val="ListParagraph"/>
+        <w:spacing w:line="240" w:lineRule="auto"/>
+        <w:ind w:left="1080" w:right="-563"/>
+      </w:pPr>
+      <w:r>
+        <w:t xml:space="preserve">        </w:t>
+      </w:r>
+      <w:proofErr w:type="gramStart"/>
+      <w:r>
+        <w:t>function</w:t>
+      </w:r>
+      <w:proofErr w:type="gramEnd"/>
+      <w:r>
+        <w:t xml:space="preserve"> </w:t>
+      </w:r>
+      <w:proofErr w:type="spellStart"/>
+      <w:r>
+        <w:t>startDecrement</w:t>
+      </w:r>
+      <w:proofErr w:type="spellEnd"/>
+      <w:r>
+        <w:t>() {</w:t>
+      </w:r>
+    </w:p>
+    <w:p>
+      <w:pPr>
+        <w:pStyle w:val="ListParagraph"/>
+        <w:spacing w:line="240" w:lineRule="auto"/>
+        <w:ind w:left="1080" w:right="-563"/>
+      </w:pPr>
+      <w:r>
+        <w:t xml:space="preserve">            </w:t>
+      </w:r>
+      <w:proofErr w:type="gramStart"/>
+      <w:r>
+        <w:t>if</w:t>
+      </w:r>
+      <w:proofErr w:type="gramEnd"/>
+      <w:r>
+        <w:t xml:space="preserve"> (timer !== null) return;</w:t>
+      </w:r>
+    </w:p>
+    <w:p>
+      <w:pPr>
+        <w:pStyle w:val="ListParagraph"/>
+        <w:spacing w:line="240" w:lineRule="auto"/>
+        <w:ind w:left="1080" w:right="-563"/>
+      </w:pPr>
+    </w:p>
+    <w:p>
+      <w:pPr>
+        <w:pStyle w:val="ListParagraph"/>
+        <w:spacing w:line="240" w:lineRule="auto"/>
+        <w:ind w:left="1080" w:right="-563"/>
+      </w:pPr>
+      <w:r>
+        <w:t xml:space="preserve">            </w:t>
+      </w:r>
+      <w:proofErr w:type="gramStart"/>
+      <w:r>
+        <w:t>timer</w:t>
+      </w:r>
+      <w:proofErr w:type="gramEnd"/>
+      <w:r>
+        <w:t xml:space="preserve"> = </w:t>
+      </w:r>
+      <w:proofErr w:type="spellStart"/>
+      <w:r>
+        <w:t>setInterval</w:t>
+      </w:r>
+      <w:proofErr w:type="spellEnd"/>
+      <w:r>
+        <w:t>(() =&gt; {</w:t>
+      </w:r>
+    </w:p>
+    <w:p>
+      <w:pPr>
+        <w:pStyle w:val="ListParagraph"/>
+        <w:spacing w:line="240" w:lineRule="auto"/>
+        <w:ind w:left="1080" w:right="-563"/>
+      </w:pPr>
+      <w:r>
+        <w:t xml:space="preserve">                </w:t>
+      </w:r>
+      <w:proofErr w:type="gramStart"/>
+      <w:r>
+        <w:t>count--</w:t>
+      </w:r>
+      <w:proofErr w:type="gramEnd"/>
+      <w:r>
+        <w:t>;</w:t>
+      </w:r>
+    </w:p>
+    <w:p>
+      <w:pPr>
+        <w:pStyle w:val="ListParagraph"/>
+        <w:spacing w:line="240" w:lineRule="auto"/>
+        <w:ind w:left="1080" w:right="-563"/>
+      </w:pPr>
+      <w:r>
+        <w:t xml:space="preserve">                </w:t>
+      </w:r>
+      <w:proofErr w:type="spellStart"/>
+      <w:proofErr w:type="gramStart"/>
+      <w:r>
+        <w:t>updateDisplay</w:t>
+      </w:r>
+      <w:proofErr w:type="spellEnd"/>
+      <w:r>
+        <w:t>(</w:t>
+      </w:r>
+      <w:proofErr w:type="gramEnd"/>
+      <w:r>
+        <w:t>);</w:t>
+      </w:r>
+    </w:p>
+    <w:p>
+      <w:pPr>
+        <w:pStyle w:val="ListParagraph"/>
+        <w:spacing w:line="240" w:lineRule="auto"/>
+        <w:ind w:left="1080" w:right="-563"/>
+      </w:pPr>
+      <w:r>
+        <w:t xml:space="preserve">            }, 1000);</w:t>
+      </w:r>
+    </w:p>
+    <w:p>
+      <w:pPr>
+        <w:pStyle w:val="ListParagraph"/>
+        <w:spacing w:line="240" w:lineRule="auto"/>
+        <w:ind w:left="1080" w:right="-563"/>
+      </w:pPr>
+      <w:r>
+        <w:t xml:space="preserve">        }</w:t>
+      </w:r>
+    </w:p>
+    <w:p>
+      <w:pPr>
+        <w:pStyle w:val="ListParagraph"/>
+        <w:spacing w:line="240" w:lineRule="auto"/>
+        <w:ind w:left="1080" w:right="-563"/>
+      </w:pPr>
+    </w:p>
+    <w:p>
+      <w:pPr>
+        <w:pStyle w:val="ListParagraph"/>
+        <w:spacing w:line="240" w:lineRule="auto"/>
+        <w:ind w:left="1080" w:right="-563"/>
+      </w:pPr>
+      <w:r>
+        <w:t xml:space="preserve">        </w:t>
+      </w:r>
+      <w:proofErr w:type="gramStart"/>
+      <w:r>
+        <w:t>function</w:t>
+      </w:r>
+      <w:proofErr w:type="gramEnd"/>
+      <w:r>
+        <w:t xml:space="preserve"> stop() {</w:t>
+      </w:r>
+    </w:p>
+    <w:p>
+      <w:pPr>
+        <w:pStyle w:val="ListParagraph"/>
+        <w:spacing w:line="240" w:lineRule="auto"/>
+        <w:ind w:left="1080" w:right="-563"/>
+      </w:pPr>
+      <w:r>
+        <w:t xml:space="preserve">            </w:t>
+      </w:r>
+      <w:proofErr w:type="spellStart"/>
+      <w:proofErr w:type="gramStart"/>
+      <w:r>
+        <w:t>clearInterval</w:t>
+      </w:r>
+      <w:proofErr w:type="spellEnd"/>
+      <w:r>
+        <w:t>(</w:t>
+      </w:r>
+      <w:proofErr w:type="gramEnd"/>
+      <w:r>
+        <w:t>timer);</w:t>
+      </w:r>
+    </w:p>
+    <w:p>
+      <w:pPr>
+        <w:pStyle w:val="ListParagraph"/>
+        <w:spacing w:line="240" w:lineRule="auto"/>
+        <w:ind w:left="1080" w:right="-563"/>
+      </w:pPr>
+      <w:r>
+        <w:t xml:space="preserve">            </w:t>
+      </w:r>
+      <w:proofErr w:type="gramStart"/>
+      <w:r>
+        <w:t>timer</w:t>
+      </w:r>
+      <w:proofErr w:type="gramEnd"/>
+      <w:r>
+        <w:t xml:space="preserve"> = null;</w:t>
+      </w:r>
+    </w:p>
+    <w:p>
+      <w:pPr>
+        <w:pStyle w:val="ListParagraph"/>
+        <w:spacing w:line="240" w:lineRule="auto"/>
+        <w:ind w:left="1080" w:right="-563"/>
+      </w:pPr>
+      <w:r>
+        <w:t xml:space="preserve">        }</w:t>
+      </w:r>
+    </w:p>
+    <w:p>
+      <w:pPr>
+        <w:pStyle w:val="ListParagraph"/>
+        <w:spacing w:line="240" w:lineRule="auto"/>
+        <w:ind w:left="1080" w:right="-563"/>
+      </w:pPr>
+    </w:p>
+    <w:p>
+      <w:pPr>
+        <w:pStyle w:val="ListParagraph"/>
+        <w:spacing w:line="240" w:lineRule="auto"/>
+        <w:ind w:left="1080" w:right="-563"/>
+      </w:pPr>
+      <w:r>
+        <w:t xml:space="preserve">        </w:t>
+      </w:r>
+      <w:proofErr w:type="gramStart"/>
+      <w:r>
+        <w:t>function</w:t>
+      </w:r>
+      <w:proofErr w:type="gramEnd"/>
+      <w:r>
+        <w:t xml:space="preserve"> reset() {</w:t>
+      </w:r>
+    </w:p>
+    <w:p>
+      <w:pPr>
+        <w:pStyle w:val="ListParagraph"/>
+        <w:spacing w:line="240" w:lineRule="auto"/>
+        <w:ind w:left="1080" w:right="-563"/>
+      </w:pPr>
+      <w:r>
+        <w:t xml:space="preserve">            </w:t>
+      </w:r>
+      <w:proofErr w:type="gramStart"/>
+      <w:r>
+        <w:t>stop(</w:t>
+      </w:r>
+      <w:proofErr w:type="gramEnd"/>
+      <w:r>
+        <w:t>);</w:t>
+      </w:r>
+    </w:p>
+    <w:p>
+      <w:pPr>
+        <w:pStyle w:val="ListParagraph"/>
+        <w:spacing w:line="240" w:lineRule="auto"/>
+        <w:ind w:left="1080" w:right="-563"/>
+      </w:pPr>
+      <w:r>
+        <w:t xml:space="preserve">            </w:t>
+      </w:r>
+      <w:proofErr w:type="gramStart"/>
+      <w:r>
+        <w:t>count</w:t>
+      </w:r>
+      <w:proofErr w:type="gramEnd"/>
+      <w:r>
+        <w:t xml:space="preserve"> = 0;</w:t>
+      </w:r>
+    </w:p>
+    <w:p>
+      <w:pPr>
+        <w:pStyle w:val="ListParagraph"/>
+        <w:spacing w:line="240" w:lineRule="auto"/>
+        <w:ind w:left="1080" w:right="-563"/>
+      </w:pPr>
+      <w:r>
+        <w:t xml:space="preserve">            </w:t>
+      </w:r>
+      <w:proofErr w:type="spellStart"/>
+      <w:proofErr w:type="gramStart"/>
+      <w:r>
+        <w:t>updateDisplay</w:t>
+      </w:r>
+      <w:proofErr w:type="spellEnd"/>
+      <w:r>
+        <w:t>(</w:t>
+      </w:r>
+      <w:proofErr w:type="gramEnd"/>
+      <w:r>
+        <w:t>);</w:t>
+      </w:r>
+    </w:p>
+    <w:p>
+      <w:pPr>
+        <w:pStyle w:val="ListParagraph"/>
+        <w:spacing w:line="240" w:lineRule="auto"/>
+        <w:ind w:left="1080" w:right="-563"/>
+      </w:pPr>
+      <w:r>
+        <w:t xml:space="preserve">        }</w:t>
+      </w:r>
+    </w:p>
+    <w:p>
+      <w:pPr>
+        <w:pStyle w:val="ListParagraph"/>
+        <w:spacing w:line="240" w:lineRule="auto"/>
+        <w:ind w:left="1080" w:right="-563"/>
+      </w:pPr>
+      <w:r>
+        <w:t xml:space="preserve">    &lt;/script&gt;</w:t>
+      </w:r>
+    </w:p>
+    <w:p>
+      <w:pPr>
+        <w:pStyle w:val="ListParagraph"/>
+        <w:spacing w:line="240" w:lineRule="auto"/>
+        <w:ind w:left="1080" w:right="-563"/>
+      </w:pPr>
+    </w:p>
+    <w:p>
+      <w:pPr>
+        <w:pStyle w:val="ListParagraph"/>
+        <w:spacing w:line="240" w:lineRule="auto"/>
+        <w:ind w:left="1080" w:right="-563"/>
+      </w:pPr>
+      <w:r>
+        <w:t>&lt;/body&gt;</w:t>
+      </w:r>
+    </w:p>
+    <w:p>
+      <w:pPr>
+        <w:pStyle w:val="ListParagraph"/>
+        <w:spacing w:line="240" w:lineRule="auto"/>
+        <w:ind w:left="1080" w:right="-563"/>
+      </w:pPr>
+      <w:r>
+        <w:t>&lt;/html&gt;</w:t>
+      </w:r>
+    </w:p>
+    <w:p>
+      <w:pPr>
+        <w:pStyle w:val="ListParagraph"/>
+        <w:spacing w:line="240" w:lineRule="auto"/>
+        <w:ind w:left="1080" w:right="-563"/>
+      </w:pPr>
+      <w:r>
+        <w:t>If script has to be loaded from some other location</w:t>
+      </w:r>
+    </w:p>
+    <w:p>
+      <w:pPr>
+        <w:pStyle w:val="ListParagraph"/>
+        <w:spacing w:line="240" w:lineRule="auto"/>
+        <w:ind w:left="1080" w:right="-563"/>
+      </w:pPr>
+      <w:r>
+        <w:t xml:space="preserve">&lt;script </w:t>
+      </w:r>
+      <w:proofErr w:type="spellStart"/>
+      <w:r>
+        <w:t>src</w:t>
+      </w:r>
+      <w:proofErr w:type="spellEnd"/>
+      <w:r>
+        <w:t>="app.js" defer&gt;&lt;/script&gt;</w:t>
+      </w:r>
     </w:p>
     <w:sectPr>
       <w:pgSz w:w="12240" w:h="15840"/>
@@ -27475,7 +30243,7 @@
 </file>
 
 <file path=customXml/itemProps1.xml><?xml version="1.0" encoding="utf-8"?>
-<ds:datastoreItem xmlns:ds="http://schemas.openxmlformats.org/officeDocument/2006/customXml" ds:itemID="{A8F63150-47C2-4EAE-868B-86AD6D71A3D9}">
+<ds:datastoreItem xmlns:ds="http://schemas.openxmlformats.org/officeDocument/2006/customXml" ds:itemID="{69276AF8-DFFE-423E-851C-BBA71B424D58}">
   <ds:schemaRefs>
     <ds:schemaRef ds:uri="http://schemas.openxmlformats.org/officeDocument/2006/bibliography"/>
   </ds:schemaRefs>

--- a/note/Namastey Js.docx
+++ b/note/Namastey Js.docx
@@ -5793,6 +5793,22 @@
           <w:b/>
         </w:rPr>
         <w:t>What are cookies and how to implement them</w:t>
+      </w:r>
+    </w:p>
+    <w:p>
+      <w:pPr>
+        <w:spacing w:line="240" w:lineRule="auto"/>
+        <w:ind w:right="-563"/>
+        <w:jc w:val="center"/>
+        <w:rPr>
+          <w:b/>
+        </w:rPr>
+      </w:pPr>
+      <w:r>
+        <w:rPr>
+          <w:b/>
+        </w:rPr>
+        <w:t>Abort controller</w:t>
       </w:r>
     </w:p>
     <w:p>
@@ -22497,7 +22513,7 @@
 </file>
 
 <file path=customXml/itemProps1.xml><?xml version="1.0" encoding="utf-8"?>
-<ds:datastoreItem xmlns:ds="http://schemas.openxmlformats.org/officeDocument/2006/customXml" ds:itemID="{AF2710C5-5272-4214-B3DD-ABB098503C88}">
+<ds:datastoreItem xmlns:ds="http://schemas.openxmlformats.org/officeDocument/2006/customXml" ds:itemID="{F23D9E8B-B176-4A0C-8DCE-B48B36EA4021}">
   <ds:schemaRefs>
     <ds:schemaRef ds:uri="http://schemas.openxmlformats.org/officeDocument/2006/bibliography"/>
   </ds:schemaRefs>

--- a/note/Namastey Js.docx
+++ b/note/Namastey Js.docx
@@ -3381,40 +3381,31 @@
         <w:ind w:right="-563"/>
       </w:pPr>
       <w:r>
-        <w:t xml:space="preserve">            resolve("</w:t>
+        <w:t xml:space="preserve">            resolve("Passed the exam!");</w:t>
+      </w:r>
+    </w:p>
+    <w:p>
+      <w:pPr>
+        <w:pStyle w:val="ListParagraph"/>
+        <w:ind w:right="-563"/>
+      </w:pPr>
+      <w:r>
+        <w:t xml:space="preserve">        } else {</w:t>
+      </w:r>
+    </w:p>
+    <w:p>
+      <w:pPr>
+        <w:pStyle w:val="ListParagraph"/>
+        <w:ind w:right="-563"/>
+      </w:pPr>
+      <w:r>
+        <w:t xml:space="preserve">            reject("</w:t>
       </w:r>
       <w:r>
         <w:rPr>
           <w:rFonts w:ascii="Calibri" w:hAnsi="Calibri" w:cs="Calibri"/>
         </w:rPr>
-        <w:t>🎉</w:t>
-      </w:r>
-      <w:r>
-        <w:t xml:space="preserve"> Passed the exam!");</w:t>
-      </w:r>
-    </w:p>
-    <w:p>
-      <w:pPr>
-        <w:pStyle w:val="ListParagraph"/>
-        <w:ind w:right="-563"/>
-      </w:pPr>
-      <w:r>
-        <w:t xml:space="preserve">        } else {</w:t>
-      </w:r>
-    </w:p>
-    <w:p>
-      <w:pPr>
-        <w:pStyle w:val="ListParagraph"/>
-        <w:ind w:right="-563"/>
-      </w:pPr>
-      <w:r>
-        <w:t xml:space="preserve">            reject("</w:t>
-      </w:r>
-      <w:r>
-        <w:rPr>
-          <w:rFonts w:ascii="Calibri" w:hAnsi="Calibri" w:cs="Calibri"/>
-        </w:rPr>
-        <w:t>❌ Failed the exam");</w:t>
+        <w:t>Failed the exam");</w:t>
       </w:r>
     </w:p>
     <w:p>
@@ -3612,6 +3603,276 @@
       <w:r>
         <w:t>kuchBhi();</w:t>
       </w:r>
+    </w:p>
+    <w:p>
+      <w:pPr>
+        <w:pStyle w:val="ListParagraph"/>
+        <w:ind w:right="-563"/>
+      </w:pPr>
+    </w:p>
+    <w:p>
+      <w:pPr>
+        <w:pStyle w:val="ListParagraph"/>
+        <w:ind w:right="-563"/>
+      </w:pPr>
+    </w:p>
+    <w:p>
+      <w:r>
+        <w:lastRenderedPageBreak/>
+        <w:t>Example 3: Create a promise that resolves after 2 seconds</w:t>
+      </w:r>
+      <w:r>
+        <w:t xml:space="preserve">. Also show how </w:t>
+      </w:r>
+      <w:r>
+        <w:t xml:space="preserve">we </w:t>
+      </w:r>
+      <w:r>
+        <w:t>will consume it.</w:t>
+      </w:r>
+    </w:p>
+    <w:p>
+      <w:r>
+        <w:t>function delayAfterNSeconds(n) {</w:t>
+      </w:r>
+      <w:r>
+        <w:br/>
+        <w:t xml:space="preserve"> </w:t>
+      </w:r>
+      <w:r>
+        <w:tab/>
+      </w:r>
+      <w:r>
+        <w:t>return new Promise((resolve,reject) =&gt; {</w:t>
+      </w:r>
+      <w:r>
+        <w:br/>
+        <w:t xml:space="preserve"> </w:t>
+      </w:r>
+      <w:r>
+        <w:tab/>
+      </w:r>
+      <w:r>
+        <w:tab/>
+        <w:t>if(typeof n !== ‘number’) {reject(“Invalid Argument!!!”); return;}</w:t>
+      </w:r>
+      <w:r>
+        <w:br/>
+        <w:t xml:space="preserve"> </w:t>
+      </w:r>
+      <w:r>
+        <w:tab/>
+      </w:r>
+      <w:r>
+        <w:tab/>
+      </w:r>
+      <w:r>
+        <w:t>setTimeout(()=&gt;resolve(“function resolved!!!”),n*1000)</w:t>
+      </w:r>
+      <w:r>
+        <w:t>;</w:t>
+      </w:r>
+      <w:r>
+        <w:br/>
+        <w:t xml:space="preserve"> </w:t>
+      </w:r>
+      <w:r>
+        <w:tab/>
+      </w:r>
+      <w:r>
+        <w:t>})</w:t>
+      </w:r>
+      <w:r>
+        <w:br/>
+      </w:r>
+      <w:r>
+        <w:t>}</w:t>
+      </w:r>
+      <w:r>
+        <w:br/>
+      </w:r>
+      <w:r>
+        <w:t>delayAfterNSeconds(2).then(result =&gt; console.log(result))  // output will be “function resolved!!!”.</w:t>
+      </w:r>
+      <w:r>
+        <w:t xml:space="preserve"> </w:t>
+      </w:r>
+      <w:r>
+        <w:br/>
+        <w:t>delayAfterNSeconds(“abc”).catch(error=&gt;console.log(error)) //  output will be “Invalid Argument!!”</w:t>
+      </w:r>
+    </w:p>
+    <w:p>
+      <w:pPr>
+        <w:rPr>
+          <w:b/>
+          <w:bCs/>
+        </w:rPr>
+      </w:pPr>
+      <w:r>
+        <w:rPr>
+          <w:b/>
+          <w:bCs/>
+        </w:rPr>
+        <w:t>Re-Writing using async-await.</w:t>
+      </w:r>
+    </w:p>
+    <w:p>
+      <w:r>
+        <w:t>function delayAfterNSeconds(n) {</w:t>
+      </w:r>
+      <w:r>
+        <w:br/>
+        <w:t xml:space="preserve"> </w:t>
+      </w:r>
+      <w:r>
+        <w:tab/>
+        <w:t>return new Promise((resolve,reject) =&gt; {</w:t>
+      </w:r>
+      <w:r>
+        <w:br/>
+        <w:t xml:space="preserve"> </w:t>
+      </w:r>
+      <w:r>
+        <w:tab/>
+      </w:r>
+      <w:r>
+        <w:tab/>
+        <w:t>if(typeof n !== ‘number’) {reject(“Invalid Argument!!!”); return;}</w:t>
+      </w:r>
+      <w:r>
+        <w:br/>
+        <w:t xml:space="preserve"> </w:t>
+      </w:r>
+      <w:r>
+        <w:tab/>
+      </w:r>
+      <w:r>
+        <w:tab/>
+        <w:t>setTimeout(()=&gt;resolve(“function resolved!!!”),n*1000);</w:t>
+      </w:r>
+      <w:r>
+        <w:br/>
+        <w:t xml:space="preserve"> </w:t>
+      </w:r>
+      <w:r>
+        <w:tab/>
+        <w:t>})</w:t>
+      </w:r>
+      <w:r>
+        <w:br/>
+        <w:t>}</w:t>
+      </w:r>
+    </w:p>
+    <w:p>
+      <w:r>
+        <w:t>async function getResult(n) {</w:t>
+      </w:r>
+      <w:r>
+        <w:br/>
+        <w:t xml:space="preserve"> </w:t>
+      </w:r>
+      <w:r>
+        <w:tab/>
+        <w:t>try {</w:t>
+      </w:r>
+      <w:r>
+        <w:br/>
+        <w:t xml:space="preserve"> </w:t>
+      </w:r>
+      <w:r>
+        <w:tab/>
+      </w:r>
+      <w:r>
+        <w:tab/>
+        <w:t>const result = await delayAfterNSeconds(n);</w:t>
+      </w:r>
+      <w:r>
+        <w:t xml:space="preserve"> //whatever we pass in resolve will come in result</w:t>
+      </w:r>
+      <w:r>
+        <w:br/>
+        <w:t xml:space="preserve"> </w:t>
+      </w:r>
+      <w:r>
+        <w:tab/>
+      </w:r>
+      <w:r>
+        <w:tab/>
+        <w:t>console.log(result)</w:t>
+      </w:r>
+      <w:r>
+        <w:br/>
+        <w:t xml:space="preserve"> </w:t>
+      </w:r>
+      <w:r>
+        <w:tab/>
+        <w:t>} catch (error) {</w:t>
+      </w:r>
+      <w:r>
+        <w:br/>
+        <w:t xml:space="preserve"> </w:t>
+      </w:r>
+      <w:r>
+        <w:tab/>
+      </w:r>
+      <w:r>
+        <w:tab/>
+        <w:t>console.log(</w:t>
+      </w:r>
+      <w:r>
+        <w:t>error</w:t>
+      </w:r>
+      <w:r>
+        <w:t>)</w:t>
+      </w:r>
+      <w:r>
+        <w:t>;</w:t>
+      </w:r>
+      <w:r>
+        <w:br/>
+        <w:t xml:space="preserve"> </w:t>
+      </w:r>
+      <w:r>
+        <w:tab/>
+        <w:t>}</w:t>
+      </w:r>
+      <w:r>
+        <w:br/>
+        <w:t>}</w:t>
+      </w:r>
+    </w:p>
+    <w:p>
+      <w:r>
+        <w:t>getResult(2);</w:t>
+      </w:r>
+      <w:r>
+        <w:t xml:space="preserve"> // will print “function resolved!!!”</w:t>
+      </w:r>
+      <w:r>
+        <w:br/>
+      </w:r>
+      <w:r>
+        <w:t>getResult(“abc”)</w:t>
+      </w:r>
+      <w:r>
+        <w:t>; // will print “</w:t>
+      </w:r>
+      <w:r>
+        <w:t>Invalid Argument!!!</w:t>
+      </w:r>
+      <w:r>
+        <w:t>”</w:t>
+      </w:r>
+      <w:r>
+        <w:br w:type="page"/>
+      </w:r>
+    </w:p>
+    <w:p>
+      <w:pPr>
+        <w:pStyle w:val="ListParagraph"/>
+        <w:ind w:right="-563"/>
+      </w:pPr>
     </w:p>
     <w:p>
       <w:pPr>
@@ -3634,7 +3895,6 @@
         <w:rPr>
           <w:b/>
         </w:rPr>
-        <w:lastRenderedPageBreak/>
         <w:t>Common Example Of Asynchronous Tasks</w:t>
       </w:r>
     </w:p>
@@ -4064,6 +4324,9 @@
       </w:r>
       <w:r>
         <w:br/>
+      </w:r>
+      <w:r>
+        <w:lastRenderedPageBreak/>
         <w:t>Async &amp; Await combo is used to handle promises.</w:t>
       </w:r>
       <w:r>
@@ -4083,7 +4346,6 @@
         <w:br/>
       </w:r>
       <w:r>
-        <w:lastRenderedPageBreak/>
         <w:t>If we encounter any error, then we should use try-</w:t>
       </w:r>
       <w:r>
@@ -4715,6 +4977,7 @@
         <w:ind w:right="-563"/>
       </w:pPr>
       <w:r>
+        <w:lastRenderedPageBreak/>
         <w:t>};</w:t>
       </w:r>
     </w:p>
@@ -4723,7 +4986,6 @@
         <w:ind w:right="-563"/>
       </w:pPr>
       <w:r>
-        <w:lastRenderedPageBreak/>
         <w:t xml:space="preserve">let p1 = {...person}; </w:t>
       </w:r>
       <w:r>
@@ -5809,6 +6071,42 @@
           <w:b/>
         </w:rPr>
         <w:t>Abort controller</w:t>
+      </w:r>
+    </w:p>
+    <w:p>
+      <w:pPr>
+        <w:pStyle w:val="NormalWeb"/>
+        <w:rPr>
+          <w:rFonts w:asciiTheme="minorHAnsi" w:hAnsiTheme="minorHAnsi" w:cstheme="minorHAnsi"/>
+          <w:sz w:val="22"/>
+          <w:szCs w:val="22"/>
+        </w:rPr>
+      </w:pPr>
+      <w:r>
+        <w:rPr>
+          <w:rFonts w:asciiTheme="minorHAnsi" w:hAnsiTheme="minorHAnsi" w:cstheme="minorHAnsi"/>
+          <w:sz w:val="22"/>
+          <w:szCs w:val="22"/>
+        </w:rPr>
+        <w:t>The AbortController is a built-in JavaScript web API that allows us to cancel one or more asynchronous operations (like Fetch API requests) before they complete.</w:t>
+      </w:r>
+    </w:p>
+    <w:p>
+      <w:pPr>
+        <w:pStyle w:val="NormalWeb"/>
+        <w:rPr>
+          <w:rFonts w:asciiTheme="minorHAnsi" w:hAnsiTheme="minorHAnsi" w:cstheme="minorHAnsi"/>
+          <w:sz w:val="22"/>
+          <w:szCs w:val="22"/>
+        </w:rPr>
+      </w:pPr>
+      <w:r>
+        <w:rPr>
+          <w:rFonts w:asciiTheme="minorHAnsi" w:hAnsiTheme="minorHAnsi" w:cstheme="minorHAnsi"/>
+          <w:sz w:val="22"/>
+          <w:szCs w:val="22"/>
+        </w:rPr>
+        <w:t>In a standard JavaScript or React application, once an asynchronous request is fired, it will run until it either succeeds or fails. AbortController gives us a "stop button" for those operations.</w:t>
       </w:r>
     </w:p>
     <w:p>
@@ -9547,7 +9845,19 @@
         <w:rPr>
           <w:i/>
         </w:rPr>
-        <w:t>Array.prototype.filterAlbums = function(callback, context) {</w:t>
+        <w:t>Array.prototype.</w:t>
+      </w:r>
+      <w:r>
+        <w:rPr>
+          <w:i/>
+        </w:rPr>
+        <w:t>ourFilter</w:t>
+      </w:r>
+      <w:r>
+        <w:rPr>
+          <w:i/>
+        </w:rPr>
+        <w:t>= function(callback) {</w:t>
       </w:r>
       <w:r>
         <w:rPr>
@@ -9625,7 +9935,7 @@
         <w:rPr>
           <w:i/>
         </w:rPr>
-        <w:t>if (callback.call(context, this[i], i, this)) {</w:t>
+        <w:t>if (callback.call(this[i], i, this)) {</w:t>
       </w:r>
       <w:r>
         <w:rPr>
@@ -12809,6 +13119,7 @@
           <w:ilvl w:val="0"/>
           <w:numId w:val="42"/>
         </w:numPr>
+        <w:ind w:hanging="436"/>
       </w:pPr>
       <w:r>
         <w:t>Accept</w:t>
@@ -12821,6 +13132,7 @@
           <w:ilvl w:val="0"/>
           <w:numId w:val="42"/>
         </w:numPr>
+        <w:ind w:hanging="436"/>
       </w:pPr>
       <w:r>
         <w:t>User-Agent</w:t>
@@ -12833,6 +13145,7 @@
           <w:ilvl w:val="0"/>
           <w:numId w:val="42"/>
         </w:numPr>
+        <w:ind w:hanging="436"/>
       </w:pPr>
       <w:r>
         <w:t>Authorization</w:t>
@@ -12845,6 +13158,7 @@
           <w:ilvl w:val="0"/>
           <w:numId w:val="42"/>
         </w:numPr>
+        <w:ind w:hanging="436"/>
       </w:pPr>
       <w:r>
         <w:t>Content-type</w:t>
@@ -12857,6 +13171,7 @@
           <w:ilvl w:val="0"/>
           <w:numId w:val="42"/>
         </w:numPr>
+        <w:ind w:hanging="436"/>
       </w:pPr>
       <w:r>
         <w:t>Cookie</w:t>
@@ -12869,6 +13184,7 @@
           <w:ilvl w:val="0"/>
           <w:numId w:val="42"/>
         </w:numPr>
+        <w:ind w:hanging="436"/>
       </w:pPr>
       <w:r>
         <w:t xml:space="preserve">Cache-Control </w:t>
@@ -12886,6 +13202,7 @@
           <w:ilvl w:val="0"/>
           <w:numId w:val="43"/>
         </w:numPr>
+        <w:ind w:left="709" w:hanging="425"/>
       </w:pPr>
       <w:r>
         <w:t>Access-Control-Allow-Origin</w:t>
@@ -12898,6 +13215,7 @@
           <w:ilvl w:val="0"/>
           <w:numId w:val="43"/>
         </w:numPr>
+        <w:ind w:left="709" w:hanging="425"/>
       </w:pPr>
       <w:r>
         <w:t>Access-Control-Allow-Credentials</w:t>
@@ -12910,6 +13228,7 @@
           <w:ilvl w:val="0"/>
           <w:numId w:val="43"/>
         </w:numPr>
+        <w:ind w:left="709" w:hanging="425"/>
       </w:pPr>
       <w:r>
         <w:t>Access-Control-Allow-Method</w:t>
@@ -12927,7 +13246,7 @@
           <w:ilvl w:val="0"/>
           <w:numId w:val="44"/>
         </w:numPr>
-        <w:ind w:left="1134"/>
+        <w:ind w:left="709" w:hanging="425"/>
       </w:pPr>
       <w:r>
         <w:t>Cross-Origin-Embedder-Policy</w:t>
@@ -12940,7 +13259,7 @@
           <w:ilvl w:val="0"/>
           <w:numId w:val="44"/>
         </w:numPr>
-        <w:ind w:left="1134"/>
+        <w:ind w:left="709" w:hanging="425"/>
       </w:pPr>
       <w:r>
         <w:t>Cross-Origin-Opener-Policy</w:t>
@@ -12953,7 +13272,7 @@
           <w:ilvl w:val="0"/>
           <w:numId w:val="44"/>
         </w:numPr>
-        <w:ind w:left="1134"/>
+        <w:ind w:left="709" w:hanging="425"/>
       </w:pPr>
       <w:r>
         <w:t>Content-Security-Policy</w:t>
@@ -12966,7 +13285,7 @@
           <w:ilvl w:val="0"/>
           <w:numId w:val="44"/>
         </w:numPr>
-        <w:ind w:left="1134"/>
+        <w:ind w:left="709" w:hanging="425"/>
       </w:pPr>
       <w:r>
         <w:t>X-XSS-Protection</w:t>
@@ -22220,6 +22539,22 @@
     <w:rPr>
       <w:b/>
       <w:bCs/>
+    </w:rPr>
+  </w:style>
+  <w:style w:type="paragraph" w:styleId="NormalWeb">
+    <w:name w:val="Normal (Web)"/>
+    <w:basedOn w:val="Normal"/>
+    <w:uiPriority w:val="99"/>
+    <w:unhideWhenUsed/>
+    <w:rsid w:val="008950D4"/>
+    <w:pPr>
+      <w:spacing w:before="100" w:beforeAutospacing="1" w:after="100" w:afterAutospacing="1" w:line="240" w:lineRule="auto"/>
+    </w:pPr>
+    <w:rPr>
+      <w:rFonts w:ascii="Times New Roman" w:eastAsia="Times New Roman" w:hAnsi="Times New Roman" w:cs="Times New Roman"/>
+      <w:sz w:val="24"/>
+      <w:szCs w:val="24"/>
+      <w:lang w:bidi="hi-IN"/>
     </w:rPr>
   </w:style>
 </w:styles>
@@ -22513,7 +22848,7 @@
 </file>
 
 <file path=customXml/itemProps1.xml><?xml version="1.0" encoding="utf-8"?>
-<ds:datastoreItem xmlns:ds="http://schemas.openxmlformats.org/officeDocument/2006/customXml" ds:itemID="{F23D9E8B-B176-4A0C-8DCE-B48B36EA4021}">
+<ds:datastoreItem xmlns:ds="http://schemas.openxmlformats.org/officeDocument/2006/customXml" ds:itemID="{5F6921DA-7BB4-4298-BECE-99C1698F346F}">
   <ds:schemaRefs>
     <ds:schemaRef ds:uri="http://schemas.openxmlformats.org/officeDocument/2006/bibliography"/>
   </ds:schemaRefs>
